--- a/lessons/6-6/downloads/reveal/teacher/6.6-session-1-prerequisite-practice-a.docx
+++ b/lessons/6-6/downloads/reveal/teacher/6.6-session-1-prerequisite-practice-a.docx
@@ -15,10 +15,28 @@
         <w:rPr>
           <w:rFonts w:ascii="Avenir Next" w:hAnsi="Avenir Next" w:cs="Avenir Next" w:eastAsia="Avenir Next"/>
           <w:color w:val="1A1A1A"/>
+          <w:sz w:val="22"/>
+          <w:szCs w:val="20"/>
+        </w:rPr>
+        <w:t xml:space="preserve">Name</w:t>
+      </w:r>
+      <w:r>
+        <w:rPr>
+          <w:rFonts w:ascii="Avenir Next" w:hAnsi="Avenir Next" w:cs="Avenir Next" w:eastAsia="Avenir Next"/>
+          <w:color w:val="1A1A1A"/>
           <w:sz w:val="20"/>
           <w:szCs w:val="20"/>
         </w:rPr>
-        <w:t xml:space="preserve">Name</w:t>
+        <w:tab/>
+      </w:r>
+      <w:r>
+        <w:rPr>
+          <w:rFonts w:ascii="Avenir Next" w:hAnsi="Avenir Next" w:cs="Avenir Next" w:eastAsia="Avenir Next"/>
+          <w:color w:val="1A1A1A"/>
+          <w:sz w:val="22"/>
+          <w:szCs w:val="20"/>
+        </w:rPr>
+        <w:t xml:space="preserve">   Date</w:t>
       </w:r>
       <w:r>
         <w:rPr>
@@ -33,25 +51,7 @@
         <w:rPr>
           <w:rFonts w:ascii="Avenir Next" w:hAnsi="Avenir Next" w:cs="Avenir Next" w:eastAsia="Avenir Next"/>
           <w:color w:val="1A1A1A"/>
-          <w:sz w:val="20"/>
-          <w:szCs w:val="20"/>
-        </w:rPr>
-        <w:t xml:space="preserve">   Date</w:t>
-      </w:r>
-      <w:r>
-        <w:rPr>
-          <w:rFonts w:ascii="Avenir Next" w:hAnsi="Avenir Next" w:cs="Avenir Next" w:eastAsia="Avenir Next"/>
-          <w:color w:val="1A1A1A"/>
-          <w:sz w:val="20"/>
-          <w:szCs w:val="20"/>
-        </w:rPr>
-        <w:tab/>
-      </w:r>
-      <w:r>
-        <w:rPr>
-          <w:rFonts w:ascii="Avenir Next" w:hAnsi="Avenir Next" w:cs="Avenir Next" w:eastAsia="Avenir Next"/>
-          <w:color w:val="1A1A1A"/>
-          <w:sz w:val="20"/>
+          <w:sz w:val="22"/>
           <w:szCs w:val="20"/>
         </w:rPr>
         <w:t xml:space="preserve">   Period</w:t>
@@ -78,7 +78,7 @@
           <w:caps/>
           <w:color w:val="003A70"/>
           <w:spacing w:val="12"/>
-          <w:sz w:val="19"/>
+          <w:sz w:val="22"/>
           <w:szCs w:val="19"/>
         </w:rPr>
         <w:t xml:space="preserve">Lesson 6-6  ·  Session 1  ·  Prerequisite Practice A  ·  Skill 1 of 2</w:t>
@@ -86,6 +86,7 @@
     </w:p>
     <w:p>
       <w:pPr>
+        <w:pStyle w:val="Heading1"/>
         <w:keepNext/>
         <w:spacing w:before="0" w:after="10" w:line="240" w:lineRule="auto"/>
       </w:pPr>
@@ -111,7 +112,7 @@
         <w:rPr>
           <w:rFonts w:ascii="Avenir Next" w:hAnsi="Avenir Next" w:cs="Avenir Next" w:eastAsia="Avenir Next"/>
           <w:color w:val="5A5F66"/>
-          <w:sz w:val="17"/>
+          <w:sz w:val="22"/>
           <w:szCs w:val="17"/>
         </w:rPr>
         <w:t xml:space="preserve">Builds on Grade 4 · 4.NBT.B.4</w:t>
@@ -154,6 +155,7 @@
           </w:tcPr>
           <w:p>
             <w:pPr>
+              <w:pStyle w:val="Heading2"/>
               <w:spacing w:before="0" w:after="0" w:line="252" w:lineRule="auto"/>
             </w:pPr>
             <w:r>
@@ -183,7 +185,7 @@
               <w:rPr>
                 <w:rFonts w:ascii="Avenir Next" w:hAnsi="Avenir Next" w:cs="Avenir Next" w:eastAsia="Avenir Next"/>
                 <w:color w:val="1A1A1A"/>
-                <w:sz w:val="20"/>
+                <w:sz w:val="22"/>
                 <w:szCs w:val="20"/>
               </w:rPr>
               <w:t xml:space="preserve">You will simplify 5</w:t>
@@ -193,7 +195,7 @@
                 <w:rFonts w:ascii="Avenir Next" w:hAnsi="Avenir Next" w:cs="Avenir Next" w:eastAsia="Avenir Next"/>
                 <w:i/>
                 <w:color w:val="1A1A1A"/>
-                <w:sz w:val="20"/>
+                <w:sz w:val="22"/>
                 <w:szCs w:val="20"/>
               </w:rPr>
               <w:t xml:space="preserve">x</w:t>
@@ -202,7 +204,7 @@
               <w:rPr>
                 <w:rFonts w:ascii="Avenir Next" w:hAnsi="Avenir Next" w:cs="Avenir Next" w:eastAsia="Avenir Next"/>
                 <w:color w:val="1A1A1A"/>
-                <w:sz w:val="20"/>
+                <w:sz w:val="22"/>
                 <w:szCs w:val="20"/>
               </w:rPr>
               <w:t xml:space="preserve"> + 8 + 3</w:t>
@@ -212,7 +214,7 @@
                 <w:rFonts w:ascii="Avenir Next" w:hAnsi="Avenir Next" w:cs="Avenir Next" w:eastAsia="Avenir Next"/>
                 <w:i/>
                 <w:color w:val="1A1A1A"/>
-                <w:sz w:val="20"/>
+                <w:sz w:val="22"/>
                 <w:szCs w:val="20"/>
               </w:rPr>
               <w:t xml:space="preserve">x</w:t>
@@ -221,7 +223,7 @@
               <w:rPr>
                 <w:rFonts w:ascii="Avenir Next" w:hAnsi="Avenir Next" w:cs="Avenir Next" w:eastAsia="Avenir Next"/>
                 <w:color w:val="1A1A1A"/>
-                <w:sz w:val="20"/>
+                <w:sz w:val="22"/>
                 <w:szCs w:val="20"/>
               </w:rPr>
               <w:t xml:space="preserve">. Like terms add like units: 5</w:t>
@@ -231,7 +233,7 @@
                 <w:rFonts w:ascii="Avenir Next" w:hAnsi="Avenir Next" w:cs="Avenir Next" w:eastAsia="Avenir Next"/>
                 <w:i/>
                 <w:color w:val="1A1A1A"/>
-                <w:sz w:val="20"/>
+                <w:sz w:val="22"/>
                 <w:szCs w:val="20"/>
               </w:rPr>
               <w:t xml:space="preserve">x</w:t>
@@ -240,7 +242,7 @@
               <w:rPr>
                 <w:rFonts w:ascii="Avenir Next" w:hAnsi="Avenir Next" w:cs="Avenir Next" w:eastAsia="Avenir Next"/>
                 <w:color w:val="1A1A1A"/>
-                <w:sz w:val="20"/>
+                <w:sz w:val="22"/>
                 <w:szCs w:val="20"/>
               </w:rPr>
               <w:t xml:space="preserve"> + 3</w:t>
@@ -250,7 +252,7 @@
                 <w:rFonts w:ascii="Avenir Next" w:hAnsi="Avenir Next" w:cs="Avenir Next" w:eastAsia="Avenir Next"/>
                 <w:i/>
                 <w:color w:val="1A1A1A"/>
-                <w:sz w:val="20"/>
+                <w:sz w:val="22"/>
                 <w:szCs w:val="20"/>
               </w:rPr>
               <w:t xml:space="preserve">x</w:t>
@@ -259,7 +261,7 @@
               <w:rPr>
                 <w:rFonts w:ascii="Avenir Next" w:hAnsi="Avenir Next" w:cs="Avenir Next" w:eastAsia="Avenir Next"/>
                 <w:color w:val="1A1A1A"/>
-                <w:sz w:val="20"/>
+                <w:sz w:val="22"/>
                 <w:szCs w:val="20"/>
               </w:rPr>
               <w:t xml:space="preserve"> = 8</w:t>
@@ -269,7 +271,7 @@
                 <w:rFonts w:ascii="Avenir Next" w:hAnsi="Avenir Next" w:cs="Avenir Next" w:eastAsia="Avenir Next"/>
                 <w:i/>
                 <w:color w:val="1A1A1A"/>
-                <w:sz w:val="20"/>
+                <w:sz w:val="22"/>
                 <w:szCs w:val="20"/>
               </w:rPr>
               <w:t xml:space="preserve">x</w:t>
@@ -278,7 +280,7 @@
               <w:rPr>
                 <w:rFonts w:ascii="Avenir Next" w:hAnsi="Avenir Next" w:cs="Avenir Next" w:eastAsia="Avenir Next"/>
                 <w:color w:val="1A1A1A"/>
-                <w:sz w:val="20"/>
+                <w:sz w:val="22"/>
                 <w:szCs w:val="20"/>
               </w:rPr>
               <w:t xml:space="preserve">.</w:t>
@@ -298,6 +300,7 @@
           </w:tcPr>
           <w:p>
             <w:pPr>
+              <w:pStyle w:val="Heading2"/>
               <w:spacing w:before="0" w:after="0" w:line="252" w:lineRule="auto"/>
             </w:pPr>
             <w:r>
@@ -327,7 +330,7 @@
               <w:rPr>
                 <w:rFonts w:ascii="Avenir Next" w:hAnsi="Avenir Next" w:cs="Avenir Next" w:eastAsia="Avenir Next"/>
                 <w:color w:val="1A1A1A"/>
-                <w:sz w:val="20"/>
+                <w:sz w:val="22"/>
                 <w:szCs w:val="20"/>
               </w:rPr>
               <w:t xml:space="preserve">Add or subtract like units, like 5 tens + 2 tens = 7 tens.  </w:t>
@@ -337,7 +340,7 @@
                 <w:rFonts w:ascii="Avenir Next" w:hAnsi="Avenir Next" w:cs="Avenir Next" w:eastAsia="Avenir Next"/>
                 <w:b/>
                 <w:color w:val="1A1A1A"/>
-                <w:sz w:val="20"/>
+                <w:sz w:val="22"/>
                 <w:szCs w:val="20"/>
               </w:rPr>
               <w:t xml:space="preserve">You will use it in Practice Form A, problems 1 and 3.</w:t>
@@ -348,6 +351,7 @@
     </w:tbl>
     <w:p>
       <w:pPr>
+        <w:pStyle w:val="Heading2"/>
         <w:keepNext/>
         <w:pBdr>
           <w:bottom w:val="single" w:sz="8" w:space="3" w:color="003A70"/>
@@ -363,7 +367,7 @@
           <w:b/>
           <w:color w:val="003A70"/>
           <w:spacing w:val="14"/>
-          <w:sz w:val="19"/>
+          <w:sz w:val="22"/>
           <w:szCs w:val="19"/>
         </w:rPr>
         <w:t xml:space="preserve">STEPS TO FOLLOW</w:t>
@@ -382,7 +386,7 @@
           <w:rFonts w:ascii="Avenir Next" w:hAnsi="Avenir Next" w:cs="Avenir Next" w:eastAsia="Avenir Next"/>
           <w:i/>
           <w:color w:val="5A5F66"/>
-          <w:sz w:val="17"/>
+          <w:sz w:val="22"/>
           <w:szCs w:val="17"/>
         </w:rPr>
         <w:t xml:space="preserve">use these same steps on every problem</w:t>
@@ -424,6 +428,7 @@
           </w:tcPr>
           <w:p>
             <w:pPr>
+              <w:pStyle w:val="Heading1"/>
               <w:spacing w:before="0" w:after="0" w:line="240" w:lineRule="auto"/>
               <w:jc w:val="center"/>
             </w:pPr>
@@ -452,7 +457,7 @@
               <w:rPr>
                 <w:rFonts w:ascii="Avenir Next" w:hAnsi="Avenir Next" w:cs="Avenir Next" w:eastAsia="Avenir Next"/>
                 <w:color w:val="1A1A1A"/>
-                <w:sz w:val="21"/>
+                <w:sz w:val="22"/>
                 <w:szCs w:val="21"/>
               </w:rPr>
               <w:t xml:space="preserve">Check that the </w:t>
@@ -462,7 +467,7 @@
                 <w:rFonts w:ascii="Avenir Next" w:hAnsi="Avenir Next" w:cs="Avenir Next" w:eastAsia="Avenir Next"/>
                 <w:b/>
                 <w:color w:val="1A1A1A"/>
-                <w:sz w:val="21"/>
+                <w:sz w:val="22"/>
                 <w:szCs w:val="21"/>
               </w:rPr>
               <w:t xml:space="preserve">units</w:t>
@@ -471,7 +476,7 @@
               <w:rPr>
                 <w:rFonts w:ascii="Avenir Next" w:hAnsi="Avenir Next" w:cs="Avenir Next" w:eastAsia="Avenir Next"/>
                 <w:color w:val="1A1A1A"/>
-                <w:sz w:val="21"/>
+                <w:sz w:val="22"/>
                 <w:szCs w:val="21"/>
               </w:rPr>
               <w:t xml:space="preserve"> match.</w:t>
@@ -490,6 +495,7 @@
           </w:tcPr>
           <w:p>
             <w:pPr>
+              <w:pStyle w:val="Heading1"/>
               <w:spacing w:before="0" w:after="0" w:line="240" w:lineRule="auto"/>
               <w:jc w:val="center"/>
             </w:pPr>
@@ -519,7 +525,7 @@
                 <w:rFonts w:ascii="Avenir Next" w:hAnsi="Avenir Next" w:cs="Avenir Next" w:eastAsia="Avenir Next"/>
                 <w:b/>
                 <w:color w:val="1A1A1A"/>
-                <w:sz w:val="21"/>
+                <w:sz w:val="22"/>
                 <w:szCs w:val="21"/>
               </w:rPr>
               <w:t xml:space="preserve">Add</w:t>
@@ -528,7 +534,7 @@
               <w:rPr>
                 <w:rFonts w:ascii="Avenir Next" w:hAnsi="Avenir Next" w:cs="Avenir Next" w:eastAsia="Avenir Next"/>
                 <w:color w:val="1A1A1A"/>
-                <w:sz w:val="21"/>
+                <w:sz w:val="22"/>
                 <w:szCs w:val="21"/>
               </w:rPr>
               <w:t xml:space="preserve"> or subtract the numbers.</w:t>
@@ -547,6 +553,7 @@
           </w:tcPr>
           <w:p>
             <w:pPr>
+              <w:pStyle w:val="Heading1"/>
               <w:spacing w:before="0" w:after="0" w:line="240" w:lineRule="auto"/>
               <w:jc w:val="center"/>
             </w:pPr>
@@ -576,7 +583,7 @@
                 <w:rFonts w:ascii="Avenir Next" w:hAnsi="Avenir Next" w:cs="Avenir Next" w:eastAsia="Avenir Next"/>
                 <w:b/>
                 <w:color w:val="1A1A1A"/>
-                <w:sz w:val="21"/>
+                <w:sz w:val="22"/>
                 <w:szCs w:val="21"/>
               </w:rPr>
               <w:t xml:space="preserve">Keep</w:t>
@@ -585,7 +592,7 @@
               <w:rPr>
                 <w:rFonts w:ascii="Avenir Next" w:hAnsi="Avenir Next" w:cs="Avenir Next" w:eastAsia="Avenir Next"/>
                 <w:color w:val="1A1A1A"/>
-                <w:sz w:val="21"/>
+                <w:sz w:val="22"/>
                 <w:szCs w:val="21"/>
               </w:rPr>
               <w:t xml:space="preserve"> the same unit.</w:t>
@@ -596,6 +603,7 @@
     </w:tbl>
     <w:p>
       <w:pPr>
+        <w:pStyle w:val="Heading2"/>
         <w:keepNext/>
         <w:pBdr>
           <w:bottom w:val="single" w:sz="8" w:space="3" w:color="003A70"/>
@@ -611,7 +619,7 @@
           <w:b/>
           <w:color w:val="003A70"/>
           <w:spacing w:val="14"/>
-          <w:sz w:val="19"/>
+          <w:sz w:val="22"/>
           <w:szCs w:val="19"/>
         </w:rPr>
         <w:t xml:space="preserve">WATCH ME</w:t>
@@ -630,7 +638,7 @@
           <w:rFonts w:ascii="Avenir Next" w:hAnsi="Avenir Next" w:cs="Avenir Next" w:eastAsia="Avenir Next"/>
           <w:i/>
           <w:color w:val="5A5F66"/>
-          <w:sz w:val="17"/>
+          <w:sz w:val="22"/>
           <w:szCs w:val="17"/>
         </w:rPr>
         <w:t xml:space="preserve">the steps in action</w:t>
@@ -645,7 +653,7 @@
           <w:rFonts w:ascii="Avenir Next" w:hAnsi="Avenir Next" w:cs="Avenir Next" w:eastAsia="Avenir Next"/>
           <w:b/>
           <w:color w:val="1A1A1A"/>
-          <w:sz w:val="21"/>
+          <w:sz w:val="22"/>
           <w:szCs w:val="21"/>
         </w:rPr>
         <w:t xml:space="preserve">Find 5 tens + 2 tens.</w:t>
@@ -664,25 +672,25 @@
           <w:rFonts w:ascii="Avenir Next" w:hAnsi="Avenir Next" w:cs="Avenir Next" w:eastAsia="Avenir Next"/>
           <w:b/>
           <w:color w:val="003A70"/>
+          <w:sz w:val="22"/>
+          <w:szCs w:val="19"/>
+        </w:rPr>
+        <w:t xml:space="preserve">Step 1</w:t>
+      </w:r>
+      <w:r>
+        <w:rPr>
+          <w:rFonts w:ascii="Avenir Next" w:hAnsi="Avenir Next" w:cs="Avenir Next" w:eastAsia="Avenir Next"/>
+          <w:color w:val="1A1A1A"/>
           <w:sz w:val="19"/>
           <w:szCs w:val="19"/>
         </w:rPr>
-        <w:t xml:space="preserve">Step 1</w:t>
-      </w:r>
-      <w:r>
-        <w:rPr>
-          <w:rFonts w:ascii="Avenir Next" w:hAnsi="Avenir Next" w:cs="Avenir Next" w:eastAsia="Avenir Next"/>
-          <w:color w:val="1A1A1A"/>
-          <w:sz w:val="19"/>
-          <w:szCs w:val="19"/>
-        </w:rPr>
         <w:tab/>
       </w:r>
       <w:r>
         <w:rPr>
           <w:rFonts w:ascii="Avenir Next" w:hAnsi="Avenir Next" w:cs="Avenir Next" w:eastAsia="Avenir Next"/>
           <w:color w:val="1A1A1A"/>
-          <w:sz w:val="21"/>
+          <w:sz w:val="22"/>
           <w:szCs w:val="21"/>
         </w:rPr>
         <w:t xml:space="preserve">Both are tens.</w:t>
@@ -701,25 +709,25 @@
           <w:rFonts w:ascii="Avenir Next" w:hAnsi="Avenir Next" w:cs="Avenir Next" w:eastAsia="Avenir Next"/>
           <w:b/>
           <w:color w:val="003A70"/>
+          <w:sz w:val="22"/>
+          <w:szCs w:val="19"/>
+        </w:rPr>
+        <w:t xml:space="preserve">Step 2</w:t>
+      </w:r>
+      <w:r>
+        <w:rPr>
+          <w:rFonts w:ascii="Avenir Next" w:hAnsi="Avenir Next" w:cs="Avenir Next" w:eastAsia="Avenir Next"/>
+          <w:color w:val="1A1A1A"/>
           <w:sz w:val="19"/>
           <w:szCs w:val="19"/>
         </w:rPr>
-        <w:t xml:space="preserve">Step 2</w:t>
-      </w:r>
-      <w:r>
-        <w:rPr>
-          <w:rFonts w:ascii="Avenir Next" w:hAnsi="Avenir Next" w:cs="Avenir Next" w:eastAsia="Avenir Next"/>
-          <w:color w:val="1A1A1A"/>
-          <w:sz w:val="19"/>
-          <w:szCs w:val="19"/>
-        </w:rPr>
         <w:tab/>
       </w:r>
       <w:r>
         <w:rPr>
           <w:rFonts w:ascii="Avenir Next" w:hAnsi="Avenir Next" w:cs="Avenir Next" w:eastAsia="Avenir Next"/>
           <w:color w:val="1A1A1A"/>
-          <w:sz w:val="21"/>
+          <w:sz w:val="22"/>
           <w:szCs w:val="21"/>
         </w:rPr>
         <w:t xml:space="preserve">5 + 2 = 7.</w:t>
@@ -738,25 +746,25 @@
           <w:rFonts w:ascii="Avenir Next" w:hAnsi="Avenir Next" w:cs="Avenir Next" w:eastAsia="Avenir Next"/>
           <w:b/>
           <w:color w:val="003A70"/>
+          <w:sz w:val="22"/>
+          <w:szCs w:val="19"/>
+        </w:rPr>
+        <w:t xml:space="preserve">Step 3</w:t>
+      </w:r>
+      <w:r>
+        <w:rPr>
+          <w:rFonts w:ascii="Avenir Next" w:hAnsi="Avenir Next" w:cs="Avenir Next" w:eastAsia="Avenir Next"/>
+          <w:color w:val="1A1A1A"/>
           <w:sz w:val="19"/>
           <w:szCs w:val="19"/>
         </w:rPr>
-        <w:t xml:space="preserve">Step 3</w:t>
-      </w:r>
-      <w:r>
-        <w:rPr>
-          <w:rFonts w:ascii="Avenir Next" w:hAnsi="Avenir Next" w:cs="Avenir Next" w:eastAsia="Avenir Next"/>
-          <w:color w:val="1A1A1A"/>
-          <w:sz w:val="19"/>
-          <w:szCs w:val="19"/>
-        </w:rPr>
         <w:tab/>
       </w:r>
       <w:r>
         <w:rPr>
           <w:rFonts w:ascii="Avenir Next" w:hAnsi="Avenir Next" w:cs="Avenir Next" w:eastAsia="Avenir Next"/>
           <w:color w:val="1A1A1A"/>
-          <w:sz w:val="21"/>
+          <w:sz w:val="22"/>
           <w:szCs w:val="21"/>
         </w:rPr>
         <w:t xml:space="preserve">7 tens.</w:t>
@@ -775,33 +783,34 @@
           <w:rFonts w:ascii="Avenir Next" w:hAnsi="Avenir Next" w:cs="Avenir Next" w:eastAsia="Avenir Next"/>
           <w:b/>
           <w:color w:val="1A1A1A"/>
+          <w:sz w:val="22"/>
+          <w:szCs w:val="21"/>
+        </w:rPr>
+        <w:t xml:space="preserve">Answer</w:t>
+      </w:r>
+      <w:r>
+        <w:rPr>
+          <w:rFonts w:ascii="Avenir Next" w:hAnsi="Avenir Next" w:cs="Avenir Next" w:eastAsia="Avenir Next"/>
+          <w:color w:val="1A1A1A"/>
           <w:sz w:val="21"/>
           <w:szCs w:val="21"/>
         </w:rPr>
-        <w:t xml:space="preserve">Answer</w:t>
-      </w:r>
-      <w:r>
-        <w:rPr>
-          <w:rFonts w:ascii="Avenir Next" w:hAnsi="Avenir Next" w:cs="Avenir Next" w:eastAsia="Avenir Next"/>
-          <w:color w:val="1A1A1A"/>
-          <w:sz w:val="21"/>
+        <w:tab/>
+      </w:r>
+      <w:r>
+        <w:rPr>
+          <w:rFonts w:ascii="Avenir Next" w:hAnsi="Avenir Next" w:cs="Avenir Next" w:eastAsia="Avenir Next"/>
+          <w:b/>
+          <w:color w:val="1A1A1A"/>
+          <w:sz w:val="22"/>
           <w:szCs w:val="21"/>
         </w:rPr>
-        <w:tab/>
-      </w:r>
-      <w:r>
-        <w:rPr>
-          <w:rFonts w:ascii="Avenir Next" w:hAnsi="Avenir Next" w:cs="Avenir Next" w:eastAsia="Avenir Next"/>
-          <w:b/>
-          <w:color w:val="1A1A1A"/>
-          <w:sz w:val="21"/>
-          <w:szCs w:val="21"/>
-        </w:rPr>
         <w:t xml:space="preserve">7 tens (70)</w:t>
       </w:r>
     </w:p>
     <w:p>
       <w:pPr>
+        <w:pStyle w:val="Heading2"/>
         <w:keepNext/>
         <w:pBdr>
           <w:bottom w:val="single" w:sz="8" w:space="3" w:color="003A70"/>
@@ -817,7 +826,7 @@
           <w:b/>
           <w:color w:val="003A70"/>
           <w:spacing w:val="14"/>
-          <w:sz w:val="19"/>
+          <w:sz w:val="22"/>
           <w:szCs w:val="19"/>
         </w:rPr>
         <w:t xml:space="preserve">TRY IT WITH HELP</w:t>
@@ -836,7 +845,7 @@
           <w:rFonts w:ascii="Avenir Next" w:hAnsi="Avenir Next" w:cs="Avenir Next" w:eastAsia="Avenir Next"/>
           <w:i/>
           <w:color w:val="5A5F66"/>
-          <w:sz w:val="17"/>
+          <w:sz w:val="22"/>
           <w:szCs w:val="17"/>
         </w:rPr>
         <w:t xml:space="preserve">fill in each step</w:t>
@@ -894,25 +903,25 @@
           <w:rFonts w:ascii="Avenir Next" w:hAnsi="Avenir Next" w:cs="Avenir Next" w:eastAsia="Avenir Next"/>
           <w:b/>
           <w:color w:val="003A70"/>
+          <w:sz w:val="22"/>
+          <w:szCs w:val="18"/>
+        </w:rPr>
+        <w:t xml:space="preserve">Step 1</w:t>
+      </w:r>
+      <w:r>
+        <w:rPr>
+          <w:rFonts w:ascii="Avenir Next" w:hAnsi="Avenir Next" w:cs="Avenir Next" w:eastAsia="Avenir Next"/>
+          <w:color w:val="1A1A1A"/>
           <w:sz w:val="18"/>
           <w:szCs w:val="18"/>
         </w:rPr>
-        <w:t xml:space="preserve">Step 1</w:t>
-      </w:r>
-      <w:r>
-        <w:rPr>
-          <w:rFonts w:ascii="Avenir Next" w:hAnsi="Avenir Next" w:cs="Avenir Next" w:eastAsia="Avenir Next"/>
-          <w:color w:val="1A1A1A"/>
-          <w:sz w:val="18"/>
-          <w:szCs w:val="18"/>
-        </w:rPr>
         <w:tab/>
       </w:r>
       <w:r>
         <w:rPr>
           <w:rFonts w:ascii="Avenir Next" w:hAnsi="Avenir Next" w:cs="Avenir Next" w:eastAsia="Avenir Next"/>
           <w:color w:val="1A1A1A"/>
-          <w:sz w:val="21"/>
+          <w:sz w:val="22"/>
           <w:szCs w:val="21"/>
         </w:rPr>
         <w:t xml:space="preserve">Both are </w:t>
@@ -931,7 +940,7 @@
         <w:rPr>
           <w:rFonts w:ascii="Avenir Next" w:hAnsi="Avenir Next" w:cs="Avenir Next" w:eastAsia="Avenir Next"/>
           <w:color w:val="1A1A1A"/>
-          <w:sz w:val="21"/>
+          <w:sz w:val="22"/>
           <w:szCs w:val="21"/>
         </w:rPr>
         <w:t xml:space="preserve">.</w:t>
@@ -951,25 +960,25 @@
           <w:rFonts w:ascii="Avenir Next" w:hAnsi="Avenir Next" w:cs="Avenir Next" w:eastAsia="Avenir Next"/>
           <w:b/>
           <w:color w:val="003A70"/>
+          <w:sz w:val="22"/>
+          <w:szCs w:val="18"/>
+        </w:rPr>
+        <w:t xml:space="preserve">Step 2</w:t>
+      </w:r>
+      <w:r>
+        <w:rPr>
+          <w:rFonts w:ascii="Avenir Next" w:hAnsi="Avenir Next" w:cs="Avenir Next" w:eastAsia="Avenir Next"/>
+          <w:color w:val="1A1A1A"/>
           <w:sz w:val="18"/>
           <w:szCs w:val="18"/>
         </w:rPr>
-        <w:t xml:space="preserve">Step 2</w:t>
-      </w:r>
-      <w:r>
-        <w:rPr>
-          <w:rFonts w:ascii="Avenir Next" w:hAnsi="Avenir Next" w:cs="Avenir Next" w:eastAsia="Avenir Next"/>
-          <w:color w:val="1A1A1A"/>
-          <w:sz w:val="18"/>
-          <w:szCs w:val="18"/>
-        </w:rPr>
         <w:tab/>
       </w:r>
       <w:r>
         <w:rPr>
           <w:rFonts w:ascii="Avenir Next" w:hAnsi="Avenir Next" w:cs="Avenir Next" w:eastAsia="Avenir Next"/>
           <w:color w:val="1A1A1A"/>
-          <w:sz w:val="21"/>
+          <w:sz w:val="22"/>
           <w:szCs w:val="21"/>
         </w:rPr>
         <w:t xml:space="preserve">8 + 3 = </w:t>
@@ -999,7 +1008,7 @@
           <w:rFonts w:ascii="Avenir Next" w:hAnsi="Avenir Next" w:cs="Avenir Next" w:eastAsia="Avenir Next"/>
           <w:b/>
           <w:color w:val="003A70"/>
-          <w:sz w:val="18"/>
+          <w:sz w:val="22"/>
           <w:szCs w:val="18"/>
         </w:rPr>
         <w:t xml:space="preserve">Step 3</w:t>
@@ -1027,7 +1036,7 @@
         <w:rPr>
           <w:rFonts w:ascii="Avenir Next" w:hAnsi="Avenir Next" w:cs="Avenir Next" w:eastAsia="Avenir Next"/>
           <w:color w:val="1A1A1A"/>
-          <w:sz w:val="21"/>
+          <w:sz w:val="22"/>
           <w:szCs w:val="21"/>
         </w:rPr>
         <w:t xml:space="preserve"> inches</w:t>
@@ -1090,25 +1099,25 @@
           <w:rFonts w:ascii="Avenir Next" w:hAnsi="Avenir Next" w:cs="Avenir Next" w:eastAsia="Avenir Next"/>
           <w:b/>
           <w:color w:val="003A70"/>
+          <w:sz w:val="22"/>
+          <w:szCs w:val="18"/>
+        </w:rPr>
+        <w:t xml:space="preserve">Step 1</w:t>
+      </w:r>
+      <w:r>
+        <w:rPr>
+          <w:rFonts w:ascii="Avenir Next" w:hAnsi="Avenir Next" w:cs="Avenir Next" w:eastAsia="Avenir Next"/>
+          <w:color w:val="1A1A1A"/>
           <w:sz w:val="18"/>
           <w:szCs w:val="18"/>
         </w:rPr>
-        <w:t xml:space="preserve">Step 1</w:t>
-      </w:r>
-      <w:r>
-        <w:rPr>
-          <w:rFonts w:ascii="Avenir Next" w:hAnsi="Avenir Next" w:cs="Avenir Next" w:eastAsia="Avenir Next"/>
-          <w:color w:val="1A1A1A"/>
-          <w:sz w:val="18"/>
-          <w:szCs w:val="18"/>
-        </w:rPr>
         <w:tab/>
       </w:r>
       <w:r>
         <w:rPr>
           <w:rFonts w:ascii="Avenir Next" w:hAnsi="Avenir Next" w:cs="Avenir Next" w:eastAsia="Avenir Next"/>
           <w:color w:val="1A1A1A"/>
-          <w:sz w:val="21"/>
+          <w:sz w:val="22"/>
           <w:szCs w:val="21"/>
         </w:rPr>
         <w:t xml:space="preserve">Both are </w:t>
@@ -1127,7 +1136,7 @@
         <w:rPr>
           <w:rFonts w:ascii="Avenir Next" w:hAnsi="Avenir Next" w:cs="Avenir Next" w:eastAsia="Avenir Next"/>
           <w:color w:val="1A1A1A"/>
-          <w:sz w:val="21"/>
+          <w:sz w:val="22"/>
           <w:szCs w:val="21"/>
         </w:rPr>
         <w:t xml:space="preserve">.</w:t>
@@ -1147,25 +1156,25 @@
           <w:rFonts w:ascii="Avenir Next" w:hAnsi="Avenir Next" w:cs="Avenir Next" w:eastAsia="Avenir Next"/>
           <w:b/>
           <w:color w:val="003A70"/>
+          <w:sz w:val="22"/>
+          <w:szCs w:val="18"/>
+        </w:rPr>
+        <w:t xml:space="preserve">Step 2</w:t>
+      </w:r>
+      <w:r>
+        <w:rPr>
+          <w:rFonts w:ascii="Avenir Next" w:hAnsi="Avenir Next" w:cs="Avenir Next" w:eastAsia="Avenir Next"/>
+          <w:color w:val="1A1A1A"/>
           <w:sz w:val="18"/>
           <w:szCs w:val="18"/>
         </w:rPr>
-        <w:t xml:space="preserve">Step 2</w:t>
-      </w:r>
-      <w:r>
-        <w:rPr>
-          <w:rFonts w:ascii="Avenir Next" w:hAnsi="Avenir Next" w:cs="Avenir Next" w:eastAsia="Avenir Next"/>
-          <w:color w:val="1A1A1A"/>
-          <w:sz w:val="18"/>
-          <w:szCs w:val="18"/>
-        </w:rPr>
         <w:tab/>
       </w:r>
       <w:r>
         <w:rPr>
           <w:rFonts w:ascii="Avenir Next" w:hAnsi="Avenir Next" w:cs="Avenir Next" w:eastAsia="Avenir Next"/>
           <w:color w:val="1A1A1A"/>
-          <w:sz w:val="21"/>
+          <w:sz w:val="22"/>
           <w:szCs w:val="21"/>
         </w:rPr>
         <w:t xml:space="preserve">9 − 4 = </w:t>
@@ -1195,7 +1204,7 @@
           <w:rFonts w:ascii="Avenir Next" w:hAnsi="Avenir Next" w:cs="Avenir Next" w:eastAsia="Avenir Next"/>
           <w:b/>
           <w:color w:val="003A70"/>
-          <w:sz w:val="18"/>
+          <w:sz w:val="22"/>
           <w:szCs w:val="18"/>
         </w:rPr>
         <w:t xml:space="preserve">Step 3</w:t>
@@ -1223,7 +1232,7 @@
         <w:rPr>
           <w:rFonts w:ascii="Avenir Next" w:hAnsi="Avenir Next" w:cs="Avenir Next" w:eastAsia="Avenir Next"/>
           <w:color w:val="1A1A1A"/>
-          <w:sz w:val="21"/>
+          <w:sz w:val="22"/>
           <w:szCs w:val="21"/>
         </w:rPr>
         <w:t xml:space="preserve"> apples</w:t>
@@ -1236,6 +1245,7 @@
     </w:p>
     <w:p>
       <w:pPr>
+        <w:pStyle w:val="Heading2"/>
         <w:keepNext/>
         <w:pBdr>
           <w:bottom w:val="single" w:sz="8" w:space="3" w:color="003A70"/>
@@ -1251,7 +1261,7 @@
           <w:b/>
           <w:color w:val="003A70"/>
           <w:spacing w:val="14"/>
-          <w:sz w:val="19"/>
+          <w:sz w:val="22"/>
           <w:szCs w:val="19"/>
         </w:rPr>
         <w:t xml:space="preserve">YOUR TURN</w:t>
@@ -1270,7 +1280,7 @@
           <w:rFonts w:ascii="Avenir Next" w:hAnsi="Avenir Next" w:cs="Avenir Next" w:eastAsia="Avenir Next"/>
           <w:i/>
           <w:color w:val="5A5F66"/>
-          <w:sz w:val="17"/>
+          <w:sz w:val="22"/>
           <w:szCs w:val="17"/>
         </w:rPr>
         <w:t xml:space="preserve">use the steps on your own</w:t>
@@ -1844,7 +1854,7 @@
       <w:pPr>
         <w:pageBreakBefore/>
         <w:keepNext/>
-        <w:spacing w:before="0" w:after="12" w:line="264" w:lineRule="auto"/>
+        <w:spacing w:before="0" w:after="10" w:line="252" w:lineRule="auto"/>
       </w:pPr>
       <w:r>
         <w:rPr>
@@ -1853,7 +1863,7 @@
           <w:caps/>
           <w:color w:val="003A70"/>
           <w:spacing w:val="12"/>
-          <w:sz w:val="19"/>
+          <w:sz w:val="22"/>
           <w:szCs w:val="19"/>
         </w:rPr>
         <w:t xml:space="preserve">Lesson 6-6  ·  Session 1  ·  Prerequisite Practice A  ·  Skill 2 of 2</w:t>
@@ -1861,8 +1871,9 @@
     </w:p>
     <w:p>
       <w:pPr>
+        <w:pStyle w:val="Heading1"/>
         <w:keepNext/>
-        <w:spacing w:before="0" w:after="10" w:line="240" w:lineRule="auto"/>
+        <w:spacing w:before="0" w:after="8" w:line="240" w:lineRule="auto"/>
       </w:pPr>
       <w:r>
         <w:rPr>
@@ -1880,13 +1891,13 @@
         <w:pBdr>
           <w:bottom w:val="single" w:sz="4" w:space="5" w:color="C9CDD2"/>
         </w:pBdr>
-        <w:spacing w:before="0" w:after="60" w:line="264" w:lineRule="auto"/>
+        <w:spacing w:before="0" w:after="51" w:line="252" w:lineRule="auto"/>
       </w:pPr>
       <w:r>
         <w:rPr>
           <w:rFonts w:ascii="Avenir Next" w:hAnsi="Avenir Next" w:cs="Avenir Next" w:eastAsia="Avenir Next"/>
           <w:color w:val="5A5F66"/>
-          <w:sz w:val="17"/>
+          <w:sz w:val="22"/>
           <w:szCs w:val="17"/>
         </w:rPr>
         <w:t xml:space="preserve">Builds on Grade 3 · 3.OA.B.5</w:t>
@@ -1929,7 +1940,8 @@
           </w:tcPr>
           <w:p>
             <w:pPr>
-              <w:spacing w:before="0" w:after="0" w:line="252" w:lineRule="auto"/>
+              <w:pStyle w:val="Heading2"/>
+              <w:spacing w:before="0" w:after="0" w:line="246" w:lineRule="auto"/>
             </w:pPr>
             <w:r>
               <w:rPr>
@@ -1952,13 +1964,13 @@
           </w:tcPr>
           <w:p>
             <w:pPr>
-              <w:spacing w:before="0" w:after="0" w:line="264" w:lineRule="auto"/>
+              <w:spacing w:before="0" w:after="0" w:line="252" w:lineRule="auto"/>
             </w:pPr>
             <w:r>
               <w:rPr>
                 <w:rFonts w:ascii="Avenir Next" w:hAnsi="Avenir Next" w:cs="Avenir Next" w:eastAsia="Avenir Next"/>
                 <w:color w:val="1A1A1A"/>
-                <w:sz w:val="20"/>
+                <w:sz w:val="22"/>
                 <w:szCs w:val="20"/>
               </w:rPr>
               <w:t xml:space="preserve">You will sort 4</w:t>
@@ -1968,7 +1980,7 @@
                 <w:rFonts w:ascii="Avenir Next" w:hAnsi="Avenir Next" w:cs="Avenir Next" w:eastAsia="Avenir Next"/>
                 <w:i/>
                 <w:color w:val="1A1A1A"/>
-                <w:sz w:val="20"/>
+                <w:sz w:val="22"/>
                 <w:szCs w:val="20"/>
               </w:rPr>
               <w:t xml:space="preserve">x</w:t>
@@ -1977,7 +1989,7 @@
               <w:rPr>
                 <w:rFonts w:ascii="Avenir Next" w:hAnsi="Avenir Next" w:cs="Avenir Next" w:eastAsia="Avenir Next"/>
                 <w:color w:val="1A1A1A"/>
-                <w:sz w:val="20"/>
+                <w:sz w:val="22"/>
                 <w:szCs w:val="20"/>
               </w:rPr>
               <w:t xml:space="preserve"> + 12 + 3</w:t>
@@ -1987,7 +1999,7 @@
                 <w:rFonts w:ascii="Avenir Next" w:hAnsi="Avenir Next" w:cs="Avenir Next" w:eastAsia="Avenir Next"/>
                 <w:i/>
                 <w:color w:val="1A1A1A"/>
-                <w:sz w:val="20"/>
+                <w:sz w:val="22"/>
                 <w:szCs w:val="20"/>
               </w:rPr>
               <w:t xml:space="preserve">x</w:t>
@@ -1996,7 +2008,7 @@
               <w:rPr>
                 <w:rFonts w:ascii="Avenir Next" w:hAnsi="Avenir Next" w:cs="Avenir Next" w:eastAsia="Avenir Next"/>
                 <w:color w:val="1A1A1A"/>
-                <w:sz w:val="20"/>
+                <w:sz w:val="22"/>
                 <w:szCs w:val="20"/>
               </w:rPr>
               <w:t xml:space="preserve"> + 5 into </w:t>
@@ -2006,7 +2018,7 @@
                 <w:rFonts w:ascii="Avenir Next" w:hAnsi="Avenir Next" w:cs="Avenir Next" w:eastAsia="Avenir Next"/>
                 <w:i/>
                 <w:color w:val="1A1A1A"/>
-                <w:sz w:val="20"/>
+                <w:sz w:val="22"/>
                 <w:szCs w:val="20"/>
               </w:rPr>
               <w:t xml:space="preserve">x</w:t>
@@ -2015,7 +2027,7 @@
               <w:rPr>
                 <w:rFonts w:ascii="Avenir Next" w:hAnsi="Avenir Next" w:cs="Avenir Next" w:eastAsia="Avenir Next"/>
                 <w:color w:val="1A1A1A"/>
-                <w:sz w:val="20"/>
+                <w:sz w:val="22"/>
                 <w:szCs w:val="20"/>
               </w:rPr>
               <w:t xml:space="preserve"> terms and numbers.</w:t>
@@ -2035,7 +2047,8 @@
           </w:tcPr>
           <w:p>
             <w:pPr>
-              <w:spacing w:before="0" w:after="0" w:line="252" w:lineRule="auto"/>
+              <w:pStyle w:val="Heading2"/>
+              <w:spacing w:before="0" w:after="0" w:line="246" w:lineRule="auto"/>
             </w:pPr>
             <w:r>
               <w:rPr>
@@ -2058,13 +2071,13 @@
           </w:tcPr>
           <w:p>
             <w:pPr>
-              <w:spacing w:before="0" w:after="0" w:line="264" w:lineRule="auto"/>
+              <w:spacing w:before="0" w:after="0" w:line="252" w:lineRule="auto"/>
             </w:pPr>
             <w:r>
               <w:rPr>
                 <w:rFonts w:ascii="Avenir Next" w:hAnsi="Avenir Next" w:cs="Avenir Next" w:eastAsia="Avenir Next"/>
                 <w:color w:val="1A1A1A"/>
-                <w:sz w:val="20"/>
+                <w:sz w:val="22"/>
                 <w:szCs w:val="20"/>
               </w:rPr>
               <w:t xml:space="preserve">Change the order of an addition to put friendly numbers together.  </w:t>
@@ -2074,7 +2087,7 @@
                 <w:rFonts w:ascii="Avenir Next" w:hAnsi="Avenir Next" w:cs="Avenir Next" w:eastAsia="Avenir Next"/>
                 <w:b/>
                 <w:color w:val="1A1A1A"/>
-                <w:sz w:val="20"/>
+                <w:sz w:val="22"/>
                 <w:szCs w:val="20"/>
               </w:rPr>
               <w:t xml:space="preserve">You will use it in Practice Form A, problems 1 and 2.</w:t>
@@ -2085,6 +2098,7 @@
     </w:tbl>
     <w:p>
       <w:pPr>
+        <w:pStyle w:val="Heading2"/>
         <w:keepNext/>
         <w:pBdr>
           <w:bottom w:val="single" w:sz="8" w:space="3" w:color="003A70"/>
@@ -2092,7 +2106,7 @@
         <w:tabs>
           <w:tab w:val="right" w:pos="9504"/>
         </w:tabs>
-        <w:spacing w:before="50" w:after="36" w:line="240" w:lineRule="auto"/>
+        <w:spacing w:before="42" w:after="31" w:line="240" w:lineRule="auto"/>
       </w:pPr>
       <w:r>
         <w:rPr>
@@ -2100,7 +2114,7 @@
           <w:b/>
           <w:color w:val="003A70"/>
           <w:spacing w:val="14"/>
-          <w:sz w:val="19"/>
+          <w:sz w:val="22"/>
           <w:szCs w:val="19"/>
         </w:rPr>
         <w:t xml:space="preserve">STEPS TO FOLLOW</w:t>
@@ -2119,7 +2133,7 @@
           <w:rFonts w:ascii="Avenir Next" w:hAnsi="Avenir Next" w:cs="Avenir Next" w:eastAsia="Avenir Next"/>
           <w:i/>
           <w:color w:val="5A5F66"/>
-          <w:sz w:val="17"/>
+          <w:sz w:val="22"/>
           <w:szCs w:val="17"/>
         </w:rPr>
         <w:t xml:space="preserve">use these same steps on every problem</w:t>
@@ -2161,6 +2175,7 @@
           </w:tcPr>
           <w:p>
             <w:pPr>
+              <w:pStyle w:val="Heading1"/>
               <w:spacing w:before="0" w:after="0" w:line="240" w:lineRule="auto"/>
               <w:jc w:val="center"/>
             </w:pPr>
@@ -2183,14 +2198,14 @@
           </w:tcPr>
           <w:p>
             <w:pPr>
-              <w:spacing w:before="0" w:after="0" w:line="264" w:lineRule="auto"/>
+              <w:spacing w:before="0" w:after="0" w:line="252" w:lineRule="auto"/>
             </w:pPr>
             <w:r>
               <w:rPr>
                 <w:rFonts w:ascii="Avenir Next" w:hAnsi="Avenir Next" w:cs="Avenir Next" w:eastAsia="Avenir Next"/>
                 <w:b/>
                 <w:color w:val="1A1A1A"/>
-                <w:sz w:val="21"/>
+                <w:sz w:val="22"/>
                 <w:szCs w:val="21"/>
               </w:rPr>
               <w:t xml:space="preserve">Find</w:t>
@@ -2199,7 +2214,7 @@
               <w:rPr>
                 <w:rFonts w:ascii="Avenir Next" w:hAnsi="Avenir Next" w:cs="Avenir Next" w:eastAsia="Avenir Next"/>
                 <w:color w:val="1A1A1A"/>
-                <w:sz w:val="21"/>
+                <w:sz w:val="22"/>
                 <w:szCs w:val="21"/>
               </w:rPr>
               <w:t xml:space="preserve"> two numbers that go together.</w:t>
@@ -2218,6 +2233,7 @@
           </w:tcPr>
           <w:p>
             <w:pPr>
+              <w:pStyle w:val="Heading1"/>
               <w:spacing w:before="0" w:after="0" w:line="240" w:lineRule="auto"/>
               <w:jc w:val="center"/>
             </w:pPr>
@@ -2240,14 +2256,14 @@
           </w:tcPr>
           <w:p>
             <w:pPr>
-              <w:spacing w:before="0" w:after="0" w:line="264" w:lineRule="auto"/>
+              <w:spacing w:before="0" w:after="0" w:line="252" w:lineRule="auto"/>
             </w:pPr>
             <w:r>
               <w:rPr>
                 <w:rFonts w:ascii="Avenir Next" w:hAnsi="Avenir Next" w:cs="Avenir Next" w:eastAsia="Avenir Next"/>
                 <w:b/>
                 <w:color w:val="1A1A1A"/>
-                <w:sz w:val="21"/>
+                <w:sz w:val="22"/>
                 <w:szCs w:val="21"/>
               </w:rPr>
               <w:t xml:space="preserve">Move</w:t>
@@ -2256,7 +2272,7 @@
               <w:rPr>
                 <w:rFonts w:ascii="Avenir Next" w:hAnsi="Avenir Next" w:cs="Avenir Next" w:eastAsia="Avenir Next"/>
                 <w:color w:val="1A1A1A"/>
-                <w:sz w:val="21"/>
+                <w:sz w:val="22"/>
                 <w:szCs w:val="21"/>
               </w:rPr>
               <w:t xml:space="preserve"> them next to each other. Order does not change a sum.</w:t>
@@ -2275,6 +2291,7 @@
           </w:tcPr>
           <w:p>
             <w:pPr>
+              <w:pStyle w:val="Heading1"/>
               <w:spacing w:before="0" w:after="0" w:line="240" w:lineRule="auto"/>
               <w:jc w:val="center"/>
             </w:pPr>
@@ -2297,14 +2314,14 @@
           </w:tcPr>
           <w:p>
             <w:pPr>
-              <w:spacing w:before="0" w:after="0" w:line="264" w:lineRule="auto"/>
+              <w:spacing w:before="0" w:after="0" w:line="252" w:lineRule="auto"/>
             </w:pPr>
             <w:r>
               <w:rPr>
                 <w:rFonts w:ascii="Avenir Next" w:hAnsi="Avenir Next" w:cs="Avenir Next" w:eastAsia="Avenir Next"/>
                 <w:b/>
                 <w:color w:val="1A1A1A"/>
-                <w:sz w:val="21"/>
+                <w:sz w:val="22"/>
                 <w:szCs w:val="21"/>
               </w:rPr>
               <w:t xml:space="preserve">Add</w:t>
@@ -2313,7 +2330,7 @@
               <w:rPr>
                 <w:rFonts w:ascii="Avenir Next" w:hAnsi="Avenir Next" w:cs="Avenir Next" w:eastAsia="Avenir Next"/>
                 <w:color w:val="1A1A1A"/>
-                <w:sz w:val="21"/>
+                <w:sz w:val="22"/>
                 <w:szCs w:val="21"/>
               </w:rPr>
               <w:t xml:space="preserve"> the pair first.</w:t>
@@ -2324,6 +2341,7 @@
     </w:tbl>
     <w:p>
       <w:pPr>
+        <w:pStyle w:val="Heading2"/>
         <w:keepNext/>
         <w:pBdr>
           <w:bottom w:val="single" w:sz="8" w:space="3" w:color="003A70"/>
@@ -2331,7 +2349,7 @@
         <w:tabs>
           <w:tab w:val="right" w:pos="9504"/>
         </w:tabs>
-        <w:spacing w:before="50" w:after="36" w:line="240" w:lineRule="auto"/>
+        <w:spacing w:before="42" w:after="31" w:line="240" w:lineRule="auto"/>
       </w:pPr>
       <w:r>
         <w:rPr>
@@ -2339,7 +2357,7 @@
           <w:b/>
           <w:color w:val="003A70"/>
           <w:spacing w:val="14"/>
-          <w:sz w:val="19"/>
+          <w:sz w:val="22"/>
           <w:szCs w:val="19"/>
         </w:rPr>
         <w:t xml:space="preserve">WATCH ME</w:t>
@@ -2358,7 +2376,7 @@
           <w:rFonts w:ascii="Avenir Next" w:hAnsi="Avenir Next" w:cs="Avenir Next" w:eastAsia="Avenir Next"/>
           <w:i/>
           <w:color w:val="5A5F66"/>
-          <w:sz w:val="17"/>
+          <w:sz w:val="22"/>
           <w:szCs w:val="17"/>
         </w:rPr>
         <w:t xml:space="preserve">the steps in action</w:t>
@@ -2366,14 +2384,14 @@
     </w:p>
     <w:p>
       <w:pPr>
-        <w:spacing w:before="0" w:after="40" w:line="264" w:lineRule="auto"/>
+        <w:spacing w:before="0" w:after="34" w:line="252" w:lineRule="auto"/>
       </w:pPr>
       <w:r>
         <w:rPr>
           <w:rFonts w:ascii="Avenir Next" w:hAnsi="Avenir Next" w:cs="Avenir Next" w:eastAsia="Avenir Next"/>
           <w:b/>
           <w:color w:val="1A1A1A"/>
-          <w:sz w:val="21"/>
+          <w:sz w:val="22"/>
           <w:szCs w:val="21"/>
         </w:rPr>
         <w:t xml:space="preserve">Find 7 + 6 + 3.</w:t>
@@ -2384,7 +2402,7 @@
         <w:tabs>
           <w:tab w:val="left" w:pos="950"/>
         </w:tabs>
-        <w:spacing w:before="0" w:after="24" w:line="256" w:lineRule="auto"/>
+        <w:spacing w:before="0" w:after="20" w:line="248" w:lineRule="auto"/>
         <w:ind w:left="950" w:hanging="950"/>
       </w:pPr>
       <w:r>
@@ -2392,25 +2410,25 @@
           <w:rFonts w:ascii="Avenir Next" w:hAnsi="Avenir Next" w:cs="Avenir Next" w:eastAsia="Avenir Next"/>
           <w:b/>
           <w:color w:val="003A70"/>
+          <w:sz w:val="22"/>
+          <w:szCs w:val="19"/>
+        </w:rPr>
+        <w:t xml:space="preserve">Step 1</w:t>
+      </w:r>
+      <w:r>
+        <w:rPr>
+          <w:rFonts w:ascii="Avenir Next" w:hAnsi="Avenir Next" w:cs="Avenir Next" w:eastAsia="Avenir Next"/>
+          <w:color w:val="1A1A1A"/>
           <w:sz w:val="19"/>
           <w:szCs w:val="19"/>
         </w:rPr>
-        <w:t xml:space="preserve">Step 1</w:t>
-      </w:r>
-      <w:r>
-        <w:rPr>
-          <w:rFonts w:ascii="Avenir Next" w:hAnsi="Avenir Next" w:cs="Avenir Next" w:eastAsia="Avenir Next"/>
-          <w:color w:val="1A1A1A"/>
-          <w:sz w:val="19"/>
-          <w:szCs w:val="19"/>
-        </w:rPr>
         <w:tab/>
       </w:r>
       <w:r>
         <w:rPr>
           <w:rFonts w:ascii="Avenir Next" w:hAnsi="Avenir Next" w:cs="Avenir Next" w:eastAsia="Avenir Next"/>
           <w:color w:val="1A1A1A"/>
-          <w:sz w:val="21"/>
+          <w:sz w:val="22"/>
           <w:szCs w:val="21"/>
         </w:rPr>
         <w:t xml:space="preserve">7 and 3 make 10.</w:t>
@@ -2421,7 +2439,7 @@
         <w:tabs>
           <w:tab w:val="left" w:pos="950"/>
         </w:tabs>
-        <w:spacing w:before="0" w:after="24" w:line="256" w:lineRule="auto"/>
+        <w:spacing w:before="0" w:after="20" w:line="248" w:lineRule="auto"/>
         <w:ind w:left="950" w:hanging="950"/>
       </w:pPr>
       <w:r>
@@ -2429,25 +2447,25 @@
           <w:rFonts w:ascii="Avenir Next" w:hAnsi="Avenir Next" w:cs="Avenir Next" w:eastAsia="Avenir Next"/>
           <w:b/>
           <w:color w:val="003A70"/>
+          <w:sz w:val="22"/>
+          <w:szCs w:val="19"/>
+        </w:rPr>
+        <w:t xml:space="preserve">Step 2</w:t>
+      </w:r>
+      <w:r>
+        <w:rPr>
+          <w:rFonts w:ascii="Avenir Next" w:hAnsi="Avenir Next" w:cs="Avenir Next" w:eastAsia="Avenir Next"/>
+          <w:color w:val="1A1A1A"/>
           <w:sz w:val="19"/>
           <w:szCs w:val="19"/>
         </w:rPr>
-        <w:t xml:space="preserve">Step 2</w:t>
-      </w:r>
-      <w:r>
-        <w:rPr>
-          <w:rFonts w:ascii="Avenir Next" w:hAnsi="Avenir Next" w:cs="Avenir Next" w:eastAsia="Avenir Next"/>
-          <w:color w:val="1A1A1A"/>
-          <w:sz w:val="19"/>
-          <w:szCs w:val="19"/>
-        </w:rPr>
         <w:tab/>
       </w:r>
       <w:r>
         <w:rPr>
           <w:rFonts w:ascii="Avenir Next" w:hAnsi="Avenir Next" w:cs="Avenir Next" w:eastAsia="Avenir Next"/>
           <w:color w:val="1A1A1A"/>
-          <w:sz w:val="21"/>
+          <w:sz w:val="22"/>
           <w:szCs w:val="21"/>
         </w:rPr>
         <w:t xml:space="preserve">7 + 3 + 6.</w:t>
@@ -2458,7 +2476,7 @@
         <w:tabs>
           <w:tab w:val="left" w:pos="950"/>
         </w:tabs>
-        <w:spacing w:before="0" w:after="24" w:line="256" w:lineRule="auto"/>
+        <w:spacing w:before="0" w:after="20" w:line="248" w:lineRule="auto"/>
         <w:ind w:left="950" w:hanging="950"/>
       </w:pPr>
       <w:r>
@@ -2466,25 +2484,25 @@
           <w:rFonts w:ascii="Avenir Next" w:hAnsi="Avenir Next" w:cs="Avenir Next" w:eastAsia="Avenir Next"/>
           <w:b/>
           <w:color w:val="003A70"/>
+          <w:sz w:val="22"/>
+          <w:szCs w:val="19"/>
+        </w:rPr>
+        <w:t xml:space="preserve">Step 3</w:t>
+      </w:r>
+      <w:r>
+        <w:rPr>
+          <w:rFonts w:ascii="Avenir Next" w:hAnsi="Avenir Next" w:cs="Avenir Next" w:eastAsia="Avenir Next"/>
+          <w:color w:val="1A1A1A"/>
           <w:sz w:val="19"/>
           <w:szCs w:val="19"/>
         </w:rPr>
-        <w:t xml:space="preserve">Step 3</w:t>
-      </w:r>
-      <w:r>
-        <w:rPr>
-          <w:rFonts w:ascii="Avenir Next" w:hAnsi="Avenir Next" w:cs="Avenir Next" w:eastAsia="Avenir Next"/>
-          <w:color w:val="1A1A1A"/>
-          <w:sz w:val="19"/>
-          <w:szCs w:val="19"/>
-        </w:rPr>
         <w:tab/>
       </w:r>
       <w:r>
         <w:rPr>
           <w:rFonts w:ascii="Avenir Next" w:hAnsi="Avenir Next" w:cs="Avenir Next" w:eastAsia="Avenir Next"/>
           <w:color w:val="1A1A1A"/>
-          <w:sz w:val="21"/>
+          <w:sz w:val="22"/>
           <w:szCs w:val="21"/>
         </w:rPr>
         <w:t xml:space="preserve">10 + 6 = 16.</w:t>
@@ -2495,41 +2513,42 @@
         <w:tabs>
           <w:tab w:val="left" w:pos="950"/>
         </w:tabs>
-        <w:spacing w:before="20" w:after="0" w:line="256" w:lineRule="auto"/>
+        <w:spacing w:before="17" w:after="0" w:line="248" w:lineRule="auto"/>
         <w:ind w:left="950" w:hanging="950"/>
       </w:pPr>
       <w:r>
         <w:rPr>
           <w:rFonts w:ascii="Avenir Next" w:hAnsi="Avenir Next" w:cs="Avenir Next" w:eastAsia="Avenir Next"/>
           <w:b/>
+          <w:color w:val="1A1A1A"/>
+          <w:sz w:val="22"/>
+          <w:szCs w:val="21"/>
+        </w:rPr>
+        <w:t xml:space="preserve">Answer</w:t>
+      </w:r>
+      <w:r>
+        <w:rPr>
+          <w:rFonts w:ascii="Avenir Next" w:hAnsi="Avenir Next" w:cs="Avenir Next" w:eastAsia="Avenir Next"/>
           <w:color w:val="1A1A1A"/>
           <w:sz w:val="21"/>
           <w:szCs w:val="21"/>
         </w:rPr>
-        <w:t xml:space="preserve">Answer</w:t>
-      </w:r>
-      <w:r>
-        <w:rPr>
-          <w:rFonts w:ascii="Avenir Next" w:hAnsi="Avenir Next" w:cs="Avenir Next" w:eastAsia="Avenir Next"/>
-          <w:color w:val="1A1A1A"/>
-          <w:sz w:val="21"/>
+        <w:tab/>
+      </w:r>
+      <w:r>
+        <w:rPr>
+          <w:rFonts w:ascii="Avenir Next" w:hAnsi="Avenir Next" w:cs="Avenir Next" w:eastAsia="Avenir Next"/>
+          <w:b/>
+          <w:color w:val="1A1A1A"/>
+          <w:sz w:val="22"/>
           <w:szCs w:val="21"/>
         </w:rPr>
-        <w:tab/>
-      </w:r>
-      <w:r>
-        <w:rPr>
-          <w:rFonts w:ascii="Avenir Next" w:hAnsi="Avenir Next" w:cs="Avenir Next" w:eastAsia="Avenir Next"/>
-          <w:b/>
-          <w:color w:val="1A1A1A"/>
-          <w:sz w:val="21"/>
-          <w:szCs w:val="21"/>
-        </w:rPr>
         <w:t xml:space="preserve">16</w:t>
       </w:r>
     </w:p>
     <w:p>
       <w:pPr>
+        <w:pStyle w:val="Heading2"/>
         <w:keepNext/>
         <w:pBdr>
           <w:bottom w:val="single" w:sz="8" w:space="3" w:color="003A70"/>
@@ -2537,7 +2556,7 @@
         <w:tabs>
           <w:tab w:val="right" w:pos="9504"/>
         </w:tabs>
-        <w:spacing w:before="50" w:after="36" w:line="240" w:lineRule="auto"/>
+        <w:spacing w:before="42" w:after="31" w:line="240" w:lineRule="auto"/>
       </w:pPr>
       <w:r>
         <w:rPr>
@@ -2545,7 +2564,7 @@
           <w:b/>
           <w:color w:val="003A70"/>
           <w:spacing w:val="14"/>
-          <w:sz w:val="19"/>
+          <w:sz w:val="22"/>
           <w:szCs w:val="19"/>
         </w:rPr>
         <w:t xml:space="preserve">TRY IT WITH HELP</w:t>
@@ -2564,7 +2583,7 @@
           <w:rFonts w:ascii="Avenir Next" w:hAnsi="Avenir Next" w:cs="Avenir Next" w:eastAsia="Avenir Next"/>
           <w:i/>
           <w:color w:val="5A5F66"/>
-          <w:sz w:val="17"/>
+          <w:sz w:val="22"/>
           <w:szCs w:val="17"/>
         </w:rPr>
         <w:t xml:space="preserve">fill in each step</w:t>
@@ -2576,7 +2595,7 @@
         <w:tabs>
           <w:tab w:val="left" w:pos="432"/>
         </w:tabs>
-        <w:spacing w:before="90" w:after="40" w:line="268" w:lineRule="auto"/>
+        <w:spacing w:before="76" w:after="34" w:line="254" w:lineRule="auto"/>
         <w:ind w:left="432" w:hanging="432"/>
       </w:pPr>
       <w:r>
@@ -2614,7 +2633,7 @@
         <w:tabs>
           <w:tab w:val="left" w:pos="1300"/>
         </w:tabs>
-        <w:spacing w:before="0" w:after="24" w:line="272" w:lineRule="auto"/>
+        <w:spacing w:before="0" w:after="20" w:line="256" w:lineRule="auto"/>
         <w:ind w:left="1300" w:hanging="868"/>
       </w:pPr>
       <w:r>
@@ -2622,7 +2641,7 @@
           <w:rFonts w:ascii="Avenir Next" w:hAnsi="Avenir Next" w:cs="Avenir Next" w:eastAsia="Avenir Next"/>
           <w:b/>
           <w:color w:val="003A70"/>
-          <w:sz w:val="18"/>
+          <w:sz w:val="22"/>
           <w:szCs w:val="18"/>
         </w:rPr>
         <w:t xml:space="preserve">Step 1</w:t>
@@ -2650,7 +2669,7 @@
         <w:rPr>
           <w:rFonts w:ascii="Avenir Next" w:hAnsi="Avenir Next" w:cs="Avenir Next" w:eastAsia="Avenir Next"/>
           <w:color w:val="1A1A1A"/>
-          <w:sz w:val="21"/>
+          <w:sz w:val="22"/>
           <w:szCs w:val="21"/>
         </w:rPr>
         <w:t xml:space="preserve"> and 2 make 10.</w:t>
@@ -2662,7 +2681,7 @@
         <w:tabs>
           <w:tab w:val="left" w:pos="1300"/>
         </w:tabs>
-        <w:spacing w:before="0" w:after="24" w:line="272" w:lineRule="auto"/>
+        <w:spacing w:before="0" w:after="20" w:line="256" w:lineRule="auto"/>
         <w:ind w:left="1300" w:hanging="868"/>
       </w:pPr>
       <w:r>
@@ -2670,25 +2689,25 @@
           <w:rFonts w:ascii="Avenir Next" w:hAnsi="Avenir Next" w:cs="Avenir Next" w:eastAsia="Avenir Next"/>
           <w:b/>
           <w:color w:val="003A70"/>
+          <w:sz w:val="22"/>
+          <w:szCs w:val="18"/>
+        </w:rPr>
+        <w:t xml:space="preserve">Step 2</w:t>
+      </w:r>
+      <w:r>
+        <w:rPr>
+          <w:rFonts w:ascii="Avenir Next" w:hAnsi="Avenir Next" w:cs="Avenir Next" w:eastAsia="Avenir Next"/>
+          <w:color w:val="1A1A1A"/>
           <w:sz w:val="18"/>
           <w:szCs w:val="18"/>
         </w:rPr>
-        <w:t xml:space="preserve">Step 2</w:t>
-      </w:r>
-      <w:r>
-        <w:rPr>
-          <w:rFonts w:ascii="Avenir Next" w:hAnsi="Avenir Next" w:cs="Avenir Next" w:eastAsia="Avenir Next"/>
-          <w:color w:val="1A1A1A"/>
-          <w:sz w:val="18"/>
-          <w:szCs w:val="18"/>
-        </w:rPr>
         <w:tab/>
       </w:r>
       <w:r>
         <w:rPr>
           <w:rFonts w:ascii="Avenir Next" w:hAnsi="Avenir Next" w:cs="Avenir Next" w:eastAsia="Avenir Next"/>
           <w:color w:val="1A1A1A"/>
-          <w:sz w:val="21"/>
+          <w:sz w:val="22"/>
           <w:szCs w:val="21"/>
         </w:rPr>
         <w:t xml:space="preserve">8 + 2 + </w:t>
@@ -2710,7 +2729,7 @@
         <w:tabs>
           <w:tab w:val="left" w:pos="1300"/>
         </w:tabs>
-        <w:spacing w:before="0" w:after="24" w:line="272" w:lineRule="auto"/>
+        <w:spacing w:before="0" w:after="20" w:line="256" w:lineRule="auto"/>
         <w:ind w:left="1300" w:hanging="868"/>
       </w:pPr>
       <w:r>
@@ -2718,25 +2737,25 @@
           <w:rFonts w:ascii="Avenir Next" w:hAnsi="Avenir Next" w:cs="Avenir Next" w:eastAsia="Avenir Next"/>
           <w:b/>
           <w:color w:val="003A70"/>
+          <w:sz w:val="22"/>
+          <w:szCs w:val="18"/>
+        </w:rPr>
+        <w:t xml:space="preserve">Step 3</w:t>
+      </w:r>
+      <w:r>
+        <w:rPr>
+          <w:rFonts w:ascii="Avenir Next" w:hAnsi="Avenir Next" w:cs="Avenir Next" w:eastAsia="Avenir Next"/>
+          <w:color w:val="1A1A1A"/>
           <w:sz w:val="18"/>
           <w:szCs w:val="18"/>
         </w:rPr>
-        <w:t xml:space="preserve">Step 3</w:t>
-      </w:r>
-      <w:r>
-        <w:rPr>
-          <w:rFonts w:ascii="Avenir Next" w:hAnsi="Avenir Next" w:cs="Avenir Next" w:eastAsia="Avenir Next"/>
-          <w:color w:val="1A1A1A"/>
-          <w:sz w:val="18"/>
-          <w:szCs w:val="18"/>
-        </w:rPr>
         <w:tab/>
       </w:r>
       <w:r>
         <w:rPr>
           <w:rFonts w:ascii="Avenir Next" w:hAnsi="Avenir Next" w:cs="Avenir Next" w:eastAsia="Avenir Next"/>
           <w:color w:val="1A1A1A"/>
-          <w:sz w:val="21"/>
+          <w:sz w:val="22"/>
           <w:szCs w:val="21"/>
         </w:rPr>
         <w:t xml:space="preserve">10 + 9 = </w:t>
@@ -2763,7 +2782,7 @@
         <w:tabs>
           <w:tab w:val="left" w:pos="432"/>
         </w:tabs>
-        <w:spacing w:before="90" w:after="40" w:line="268" w:lineRule="auto"/>
+        <w:spacing w:before="76" w:after="34" w:line="254" w:lineRule="auto"/>
         <w:ind w:left="432" w:hanging="432"/>
       </w:pPr>
       <w:r>
@@ -2801,7 +2820,7 @@
         <w:tabs>
           <w:tab w:val="left" w:pos="1300"/>
         </w:tabs>
-        <w:spacing w:before="0" w:after="24" w:line="272" w:lineRule="auto"/>
+        <w:spacing w:before="0" w:after="20" w:line="256" w:lineRule="auto"/>
         <w:ind w:left="1300" w:hanging="868"/>
       </w:pPr>
       <w:r>
@@ -2809,25 +2828,25 @@
           <w:rFonts w:ascii="Avenir Next" w:hAnsi="Avenir Next" w:cs="Avenir Next" w:eastAsia="Avenir Next"/>
           <w:b/>
           <w:color w:val="003A70"/>
+          <w:sz w:val="22"/>
+          <w:szCs w:val="18"/>
+        </w:rPr>
+        <w:t xml:space="preserve">Step 1</w:t>
+      </w:r>
+      <w:r>
+        <w:rPr>
+          <w:rFonts w:ascii="Avenir Next" w:hAnsi="Avenir Next" w:cs="Avenir Next" w:eastAsia="Avenir Next"/>
+          <w:color w:val="1A1A1A"/>
           <w:sz w:val="18"/>
           <w:szCs w:val="18"/>
         </w:rPr>
-        <w:t xml:space="preserve">Step 1</w:t>
-      </w:r>
-      <w:r>
-        <w:rPr>
-          <w:rFonts w:ascii="Avenir Next" w:hAnsi="Avenir Next" w:cs="Avenir Next" w:eastAsia="Avenir Next"/>
-          <w:color w:val="1A1A1A"/>
-          <w:sz w:val="18"/>
-          <w:szCs w:val="18"/>
-        </w:rPr>
         <w:tab/>
       </w:r>
       <w:r>
         <w:rPr>
           <w:rFonts w:ascii="Avenir Next" w:hAnsi="Avenir Next" w:cs="Avenir Next" w:eastAsia="Avenir Next"/>
           <w:color w:val="1A1A1A"/>
-          <w:sz w:val="21"/>
+          <w:sz w:val="22"/>
           <w:szCs w:val="21"/>
         </w:rPr>
         <w:t xml:space="preserve">25 and </w:t>
@@ -2846,7 +2865,7 @@
         <w:rPr>
           <w:rFonts w:ascii="Avenir Next" w:hAnsi="Avenir Next" w:cs="Avenir Next" w:eastAsia="Avenir Next"/>
           <w:color w:val="1A1A1A"/>
-          <w:sz w:val="21"/>
+          <w:sz w:val="22"/>
           <w:szCs w:val="21"/>
         </w:rPr>
         <w:t xml:space="preserve"> make 100.</w:t>
@@ -2858,7 +2877,7 @@
         <w:tabs>
           <w:tab w:val="left" w:pos="1300"/>
         </w:tabs>
-        <w:spacing w:before="0" w:after="24" w:line="272" w:lineRule="auto"/>
+        <w:spacing w:before="0" w:after="20" w:line="256" w:lineRule="auto"/>
         <w:ind w:left="1300" w:hanging="868"/>
       </w:pPr>
       <w:r>
@@ -2866,25 +2885,25 @@
           <w:rFonts w:ascii="Avenir Next" w:hAnsi="Avenir Next" w:cs="Avenir Next" w:eastAsia="Avenir Next"/>
           <w:b/>
           <w:color w:val="003A70"/>
+          <w:sz w:val="22"/>
+          <w:szCs w:val="18"/>
+        </w:rPr>
+        <w:t xml:space="preserve">Step 2</w:t>
+      </w:r>
+      <w:r>
+        <w:rPr>
+          <w:rFonts w:ascii="Avenir Next" w:hAnsi="Avenir Next" w:cs="Avenir Next" w:eastAsia="Avenir Next"/>
+          <w:color w:val="1A1A1A"/>
           <w:sz w:val="18"/>
           <w:szCs w:val="18"/>
         </w:rPr>
-        <w:t xml:space="preserve">Step 2</w:t>
-      </w:r>
-      <w:r>
-        <w:rPr>
-          <w:rFonts w:ascii="Avenir Next" w:hAnsi="Avenir Next" w:cs="Avenir Next" w:eastAsia="Avenir Next"/>
-          <w:color w:val="1A1A1A"/>
-          <w:sz w:val="18"/>
-          <w:szCs w:val="18"/>
-        </w:rPr>
         <w:tab/>
       </w:r>
       <w:r>
         <w:rPr>
           <w:rFonts w:ascii="Avenir Next" w:hAnsi="Avenir Next" w:cs="Avenir Next" w:eastAsia="Avenir Next"/>
           <w:color w:val="1A1A1A"/>
-          <w:sz w:val="21"/>
+          <w:sz w:val="22"/>
           <w:szCs w:val="21"/>
         </w:rPr>
         <w:t xml:space="preserve">25 + 75 + </w:t>
@@ -2906,7 +2925,7 @@
         <w:tabs>
           <w:tab w:val="left" w:pos="1300"/>
         </w:tabs>
-        <w:spacing w:before="0" w:after="24" w:line="272" w:lineRule="auto"/>
+        <w:spacing w:before="0" w:after="20" w:line="256" w:lineRule="auto"/>
         <w:ind w:left="1300" w:hanging="868"/>
       </w:pPr>
       <w:r>
@@ -2914,25 +2933,25 @@
           <w:rFonts w:ascii="Avenir Next" w:hAnsi="Avenir Next" w:cs="Avenir Next" w:eastAsia="Avenir Next"/>
           <w:b/>
           <w:color w:val="003A70"/>
+          <w:sz w:val="22"/>
+          <w:szCs w:val="18"/>
+        </w:rPr>
+        <w:t xml:space="preserve">Step 3</w:t>
+      </w:r>
+      <w:r>
+        <w:rPr>
+          <w:rFonts w:ascii="Avenir Next" w:hAnsi="Avenir Next" w:cs="Avenir Next" w:eastAsia="Avenir Next"/>
+          <w:color w:val="1A1A1A"/>
           <w:sz w:val="18"/>
           <w:szCs w:val="18"/>
         </w:rPr>
-        <w:t xml:space="preserve">Step 3</w:t>
-      </w:r>
-      <w:r>
-        <w:rPr>
-          <w:rFonts w:ascii="Avenir Next" w:hAnsi="Avenir Next" w:cs="Avenir Next" w:eastAsia="Avenir Next"/>
-          <w:color w:val="1A1A1A"/>
-          <w:sz w:val="18"/>
-          <w:szCs w:val="18"/>
-        </w:rPr>
         <w:tab/>
       </w:r>
       <w:r>
         <w:rPr>
           <w:rFonts w:ascii="Avenir Next" w:hAnsi="Avenir Next" w:cs="Avenir Next" w:eastAsia="Avenir Next"/>
           <w:color w:val="1A1A1A"/>
-          <w:sz w:val="21"/>
+          <w:sz w:val="22"/>
           <w:szCs w:val="21"/>
         </w:rPr>
         <w:t xml:space="preserve">100 + 14 = </w:t>
@@ -2955,6 +2974,7 @@
     </w:p>
     <w:p>
       <w:pPr>
+        <w:pStyle w:val="Heading2"/>
         <w:keepNext/>
         <w:pBdr>
           <w:bottom w:val="single" w:sz="8" w:space="3" w:color="003A70"/>
@@ -2962,7 +2982,7 @@
         <w:tabs>
           <w:tab w:val="right" w:pos="9504"/>
         </w:tabs>
-        <w:spacing w:before="50" w:after="36" w:line="240" w:lineRule="auto"/>
+        <w:spacing w:before="42" w:after="31" w:line="240" w:lineRule="auto"/>
       </w:pPr>
       <w:r>
         <w:rPr>
@@ -2970,7 +2990,7 @@
           <w:b/>
           <w:color w:val="003A70"/>
           <w:spacing w:val="14"/>
-          <w:sz w:val="19"/>
+          <w:sz w:val="22"/>
           <w:szCs w:val="19"/>
         </w:rPr>
         <w:t xml:space="preserve">YOUR TURN</w:t>
@@ -2989,7 +3009,7 @@
           <w:rFonts w:ascii="Avenir Next" w:hAnsi="Avenir Next" w:cs="Avenir Next" w:eastAsia="Avenir Next"/>
           <w:i/>
           <w:color w:val="5A5F66"/>
-          <w:sz w:val="17"/>
+          <w:sz w:val="22"/>
           <w:szCs w:val="17"/>
         </w:rPr>
         <w:t xml:space="preserve">use the steps on your own</w:t>
@@ -3039,7 +3059,7 @@
               <w:tabs>
                 <w:tab w:val="left" w:pos="432"/>
               </w:tabs>
-              <w:spacing w:before="90" w:after="40" w:line="268" w:lineRule="auto"/>
+              <w:spacing w:before="76" w:after="34" w:line="254" w:lineRule="auto"/>
               <w:ind w:left="432" w:hanging="432"/>
             </w:pPr>
             <w:r>
@@ -3113,7 +3133,7 @@
                     <w:tabs>
                       <w:tab w:val="left" w:pos="340"/>
                     </w:tabs>
-                    <w:spacing w:before="0" w:after="0" w:line="276" w:lineRule="auto"/>
+                    <w:spacing w:before="0" w:after="0" w:line="258" w:lineRule="auto"/>
                     <w:ind w:left="340" w:hanging="340"/>
                   </w:pPr>
                   <w:r>
@@ -3161,7 +3181,7 @@
                       <w:szCs w:val="22"/>
                       <w:u w:val="single"/>
                     </w:rPr>
-                    <w:t xml:space="preserve">        </w:t>
+                    <w:t xml:space="preserve">            </w:t>
                   </w:r>
                 </w:p>
               </w:tc>
@@ -3175,7 +3195,7 @@
                     <w:tabs>
                       <w:tab w:val="left" w:pos="340"/>
                     </w:tabs>
-                    <w:spacing w:before="0" w:after="0" w:line="276" w:lineRule="auto"/>
+                    <w:spacing w:before="0" w:after="0" w:line="258" w:lineRule="auto"/>
                     <w:ind w:left="340" w:hanging="340"/>
                   </w:pPr>
                   <w:r>
@@ -3223,7 +3243,7 @@
                       <w:szCs w:val="22"/>
                       <w:u w:val="single"/>
                     </w:rPr>
-                    <w:t xml:space="preserve">        </w:t>
+                    <w:t xml:space="preserve">            </w:t>
                   </w:r>
                 </w:p>
               </w:tc>
@@ -3237,7 +3257,7 @@
                     <w:tabs>
                       <w:tab w:val="left" w:pos="340"/>
                     </w:tabs>
-                    <w:spacing w:before="0" w:after="0" w:line="276" w:lineRule="auto"/>
+                    <w:spacing w:before="0" w:after="0" w:line="258" w:lineRule="auto"/>
                     <w:ind w:left="340" w:hanging="340"/>
                   </w:pPr>
                   <w:r>
@@ -3285,7 +3305,7 @@
                       <w:szCs w:val="22"/>
                       <w:u w:val="single"/>
                     </w:rPr>
-                    <w:t xml:space="preserve">        </w:t>
+                    <w:t xml:space="preserve">            </w:t>
                   </w:r>
                 </w:p>
               </w:tc>
@@ -3305,7 +3325,7 @@
                     <w:tabs>
                       <w:tab w:val="left" w:pos="340"/>
                     </w:tabs>
-                    <w:spacing w:before="0" w:after="0" w:line="276" w:lineRule="auto"/>
+                    <w:spacing w:before="0" w:after="0" w:line="258" w:lineRule="auto"/>
                     <w:ind w:left="340" w:hanging="340"/>
                   </w:pPr>
                   <w:r>
@@ -3353,7 +3373,7 @@
                       <w:szCs w:val="22"/>
                       <w:u w:val="single"/>
                     </w:rPr>
-                    <w:t xml:space="preserve">        </w:t>
+                    <w:t xml:space="preserve">            </w:t>
                   </w:r>
                 </w:p>
               </w:tc>
@@ -3367,7 +3387,7 @@
                     <w:tabs>
                       <w:tab w:val="left" w:pos="340"/>
                     </w:tabs>
-                    <w:spacing w:before="0" w:after="0" w:line="276" w:lineRule="auto"/>
+                    <w:spacing w:before="0" w:after="0" w:line="258" w:lineRule="auto"/>
                     <w:ind w:left="340" w:hanging="340"/>
                   </w:pPr>
                   <w:r>
@@ -3415,7 +3435,7 @@
                       <w:szCs w:val="22"/>
                       <w:u w:val="single"/>
                     </w:rPr>
-                    <w:t xml:space="preserve">        </w:t>
+                    <w:t xml:space="preserve">            </w:t>
                   </w:r>
                 </w:p>
               </w:tc>
@@ -3429,7 +3449,7 @@
                     <w:tabs>
                       <w:tab w:val="left" w:pos="340"/>
                     </w:tabs>
-                    <w:spacing w:before="0" w:after="0" w:line="276" w:lineRule="auto"/>
+                    <w:spacing w:before="0" w:after="0" w:line="258" w:lineRule="auto"/>
                     <w:ind w:left="340" w:hanging="340"/>
                   </w:pPr>
                   <w:r>
@@ -3477,7 +3497,7 @@
                       <w:szCs w:val="22"/>
                       <w:u w:val="single"/>
                     </w:rPr>
-                    <w:t xml:space="preserve">        </w:t>
+                    <w:t xml:space="preserve">            </w:t>
                   </w:r>
                 </w:p>
               </w:tc>
@@ -3498,6 +3518,7 @@
     </w:p>
     <w:p>
       <w:pPr>
+        <w:pStyle w:val="Heading2"/>
         <w:keepNext/>
         <w:pBdr>
           <w:bottom w:val="single" w:sz="8" w:space="3" w:color="003A70"/>
@@ -3505,7 +3526,7 @@
         <w:tabs>
           <w:tab w:val="right" w:pos="9504"/>
         </w:tabs>
-        <w:spacing w:before="50" w:after="36" w:line="240" w:lineRule="auto"/>
+        <w:spacing w:before="42" w:after="31" w:line="240" w:lineRule="auto"/>
       </w:pPr>
       <w:r>
         <w:rPr>
@@ -3513,7 +3534,7 @@
           <w:b/>
           <w:color w:val="003A70"/>
           <w:spacing w:val="14"/>
-          <w:sz w:val="19"/>
+          <w:sz w:val="22"/>
           <w:szCs w:val="19"/>
         </w:rPr>
         <w:t xml:space="preserve">READY CHECK</w:t>
@@ -3532,7 +3553,7 @@
           <w:rFonts w:ascii="Avenir Next" w:hAnsi="Avenir Next" w:cs="Avenir Next" w:eastAsia="Avenir Next"/>
           <w:i/>
           <w:color w:val="5A5F66"/>
-          <w:sz w:val="17"/>
+          <w:sz w:val="22"/>
           <w:szCs w:val="17"/>
         </w:rPr>
         <w:t xml:space="preserve">a problem like the one in today’s lesson</w:t>
@@ -3582,7 +3603,7 @@
               <w:tabs>
                 <w:tab w:val="left" w:pos="432"/>
               </w:tabs>
-              <w:spacing w:before="90" w:after="40" w:line="268" w:lineRule="auto"/>
+              <w:spacing w:before="76" w:after="34" w:line="254" w:lineRule="auto"/>
               <w:ind w:left="432" w:hanging="432"/>
             </w:pPr>
             <w:r>
@@ -3692,7 +3713,7 @@
                     <w:tabs>
                       <w:tab w:val="left" w:pos="340"/>
                     </w:tabs>
-                    <w:spacing w:before="0" w:after="0" w:line="264" w:lineRule="auto"/>
+                    <w:spacing w:before="0" w:after="0" w:line="252" w:lineRule="auto"/>
                     <w:ind w:left="340" w:hanging="340"/>
                   </w:pPr>
                   <w:r>
@@ -3700,35 +3721,54 @@
                       <w:rFonts w:ascii="Avenir Next" w:hAnsi="Avenir Next" w:cs="Avenir Next" w:eastAsia="Avenir Next"/>
                       <w:b/>
                       <w:color w:val="003A70"/>
+                      <w:sz w:val="22"/>
+                      <w:szCs w:val="21"/>
+                    </w:rPr>
+                    <w:t xml:space="preserve">A</w:t>
+                  </w:r>
+                  <w:r>
+                    <w:rPr>
+                      <w:rFonts w:ascii="Avenir Next" w:hAnsi="Avenir Next" w:cs="Avenir Next" w:eastAsia="Avenir Next"/>
+                      <w:color w:val="1A1A1A"/>
                       <w:sz w:val="21"/>
                       <w:szCs w:val="21"/>
                     </w:rPr>
-                    <w:t xml:space="preserve">A</w:t>
-                  </w:r>
-                  <w:r>
-                    <w:rPr>
-                      <w:rFonts w:ascii="Avenir Next" w:hAnsi="Avenir Next" w:cs="Avenir Next" w:eastAsia="Avenir Next"/>
-                      <w:color w:val="1A1A1A"/>
-                      <w:sz w:val="21"/>
+                    <w:tab/>
+                  </w:r>
+                  <w:r>
+                    <w:rPr>
+                      <w:rFonts w:ascii="Avenir Next" w:hAnsi="Avenir Next" w:cs="Avenir Next" w:eastAsia="Avenir Next"/>
+                      <w:color w:val="1A1A1A"/>
+                      <w:sz w:val="22"/>
                       <w:szCs w:val="21"/>
                     </w:rPr>
-                    <w:tab/>
-                  </w:r>
-                  <w:r>
-                    <w:rPr>
-                      <w:rFonts w:ascii="Avenir Next" w:hAnsi="Avenir Next" w:cs="Avenir Next" w:eastAsia="Avenir Next"/>
-                      <w:color w:val="1A1A1A"/>
-                      <w:sz w:val="21"/>
+                    <w:t xml:space="preserve">4</w:t>
+                  </w:r>
+                  <w:r>
+                    <w:rPr>
+                      <w:rFonts w:ascii="Avenir Next" w:hAnsi="Avenir Next" w:cs="Avenir Next" w:eastAsia="Avenir Next"/>
+                      <w:i/>
+                      <w:color w:val="1A1A1A"/>
+                      <w:sz w:val="22"/>
                       <w:szCs w:val="21"/>
                     </w:rPr>
-                    <w:t xml:space="preserve">4</w:t>
+                    <w:t xml:space="preserve">x</w:t>
+                  </w:r>
+                  <w:r>
+                    <w:rPr>
+                      <w:rFonts w:ascii="Avenir Next" w:hAnsi="Avenir Next" w:cs="Avenir Next" w:eastAsia="Avenir Next"/>
+                      <w:color w:val="1A1A1A"/>
+                      <w:sz w:val="22"/>
+                      <w:szCs w:val="21"/>
+                    </w:rPr>
+                    <w:t xml:space="preserve"> + 3</w:t>
                   </w:r>
                   <w:r>
                     <w:rPr>
                       <w:rFonts w:ascii="Avenir Next" w:hAnsi="Avenir Next" w:cs="Avenir Next" w:eastAsia="Avenir Next"/>
                       <w:i/>
                       <w:color w:val="1A1A1A"/>
-                      <w:sz w:val="21"/>
+                      <w:sz w:val="22"/>
                       <w:szCs w:val="21"/>
                     </w:rPr>
                     <w:t xml:space="preserve">x</w:t>
@@ -3737,26 +3777,7 @@
                     <w:rPr>
                       <w:rFonts w:ascii="Avenir Next" w:hAnsi="Avenir Next" w:cs="Avenir Next" w:eastAsia="Avenir Next"/>
                       <w:color w:val="1A1A1A"/>
-                      <w:sz w:val="21"/>
-                      <w:szCs w:val="21"/>
-                    </w:rPr>
-                    <w:t xml:space="preserve"> + 3</w:t>
-                  </w:r>
-                  <w:r>
-                    <w:rPr>
-                      <w:rFonts w:ascii="Avenir Next" w:hAnsi="Avenir Next" w:cs="Avenir Next" w:eastAsia="Avenir Next"/>
-                      <w:i/>
-                      <w:color w:val="1A1A1A"/>
-                      <w:sz w:val="21"/>
-                      <w:szCs w:val="21"/>
-                    </w:rPr>
-                    <w:t xml:space="preserve">x</w:t>
-                  </w:r>
-                  <w:r>
-                    <w:rPr>
-                      <w:rFonts w:ascii="Avenir Next" w:hAnsi="Avenir Next" w:cs="Avenir Next" w:eastAsia="Avenir Next"/>
-                      <w:color w:val="1A1A1A"/>
-                      <w:sz w:val="21"/>
+                      <w:sz w:val="22"/>
                       <w:szCs w:val="21"/>
                     </w:rPr>
                     <w:t xml:space="preserve"> + 12 + 5</w:t>
@@ -3773,7 +3794,7 @@
                     <w:tabs>
                       <w:tab w:val="left" w:pos="340"/>
                     </w:tabs>
-                    <w:spacing w:before="0" w:after="0" w:line="264" w:lineRule="auto"/>
+                    <w:spacing w:before="0" w:after="0" w:line="252" w:lineRule="auto"/>
                     <w:ind w:left="340" w:hanging="340"/>
                   </w:pPr>
                   <w:r>
@@ -3781,35 +3802,54 @@
                       <w:rFonts w:ascii="Avenir Next" w:hAnsi="Avenir Next" w:cs="Avenir Next" w:eastAsia="Avenir Next"/>
                       <w:b/>
                       <w:color w:val="003A70"/>
+                      <w:sz w:val="22"/>
+                      <w:szCs w:val="21"/>
+                    </w:rPr>
+                    <w:t xml:space="preserve">B</w:t>
+                  </w:r>
+                  <w:r>
+                    <w:rPr>
+                      <w:rFonts w:ascii="Avenir Next" w:hAnsi="Avenir Next" w:cs="Avenir Next" w:eastAsia="Avenir Next"/>
+                      <w:color w:val="1A1A1A"/>
                       <w:sz w:val="21"/>
                       <w:szCs w:val="21"/>
                     </w:rPr>
-                    <w:t xml:space="preserve">B</w:t>
-                  </w:r>
-                  <w:r>
-                    <w:rPr>
-                      <w:rFonts w:ascii="Avenir Next" w:hAnsi="Avenir Next" w:cs="Avenir Next" w:eastAsia="Avenir Next"/>
-                      <w:color w:val="1A1A1A"/>
-                      <w:sz w:val="21"/>
+                    <w:tab/>
+                  </w:r>
+                  <w:r>
+                    <w:rPr>
+                      <w:rFonts w:ascii="Avenir Next" w:hAnsi="Avenir Next" w:cs="Avenir Next" w:eastAsia="Avenir Next"/>
+                      <w:color w:val="1A1A1A"/>
+                      <w:sz w:val="22"/>
                       <w:szCs w:val="21"/>
                     </w:rPr>
-                    <w:tab/>
-                  </w:r>
-                  <w:r>
-                    <w:rPr>
-                      <w:rFonts w:ascii="Avenir Next" w:hAnsi="Avenir Next" w:cs="Avenir Next" w:eastAsia="Avenir Next"/>
-                      <w:color w:val="1A1A1A"/>
-                      <w:sz w:val="21"/>
+                    <w:t xml:space="preserve">4</w:t>
+                  </w:r>
+                  <w:r>
+                    <w:rPr>
+                      <w:rFonts w:ascii="Avenir Next" w:hAnsi="Avenir Next" w:cs="Avenir Next" w:eastAsia="Avenir Next"/>
+                      <w:i/>
+                      <w:color w:val="1A1A1A"/>
+                      <w:sz w:val="22"/>
                       <w:szCs w:val="21"/>
                     </w:rPr>
-                    <w:t xml:space="preserve">4</w:t>
+                    <w:t xml:space="preserve">x</w:t>
+                  </w:r>
+                  <w:r>
+                    <w:rPr>
+                      <w:rFonts w:ascii="Avenir Next" w:hAnsi="Avenir Next" w:cs="Avenir Next" w:eastAsia="Avenir Next"/>
+                      <w:color w:val="1A1A1A"/>
+                      <w:sz w:val="22"/>
+                      <w:szCs w:val="21"/>
+                    </w:rPr>
+                    <w:t xml:space="preserve"> + 12</w:t>
                   </w:r>
                   <w:r>
                     <w:rPr>
                       <w:rFonts w:ascii="Avenir Next" w:hAnsi="Avenir Next" w:cs="Avenir Next" w:eastAsia="Avenir Next"/>
                       <w:i/>
                       <w:color w:val="1A1A1A"/>
-                      <w:sz w:val="21"/>
+                      <w:sz w:val="22"/>
                       <w:szCs w:val="21"/>
                     </w:rPr>
                     <w:t xml:space="preserve">x</w:t>
@@ -3818,26 +3858,7 @@
                     <w:rPr>
                       <w:rFonts w:ascii="Avenir Next" w:hAnsi="Avenir Next" w:cs="Avenir Next" w:eastAsia="Avenir Next"/>
                       <w:color w:val="1A1A1A"/>
-                      <w:sz w:val="21"/>
-                      <w:szCs w:val="21"/>
-                    </w:rPr>
-                    <w:t xml:space="preserve"> + 12</w:t>
-                  </w:r>
-                  <w:r>
-                    <w:rPr>
-                      <w:rFonts w:ascii="Avenir Next" w:hAnsi="Avenir Next" w:cs="Avenir Next" w:eastAsia="Avenir Next"/>
-                      <w:i/>
-                      <w:color w:val="1A1A1A"/>
-                      <w:sz w:val="21"/>
-                      <w:szCs w:val="21"/>
-                    </w:rPr>
-                    <w:t xml:space="preserve">x</w:t>
-                  </w:r>
-                  <w:r>
-                    <w:rPr>
-                      <w:rFonts w:ascii="Avenir Next" w:hAnsi="Avenir Next" w:cs="Avenir Next" w:eastAsia="Avenir Next"/>
-                      <w:color w:val="1A1A1A"/>
-                      <w:sz w:val="21"/>
+                      <w:sz w:val="22"/>
                       <w:szCs w:val="21"/>
                     </w:rPr>
                     <w:t xml:space="preserve"> + 3 + 5</w:t>
@@ -3859,7 +3880,7 @@
                     <w:tabs>
                       <w:tab w:val="left" w:pos="340"/>
                     </w:tabs>
-                    <w:spacing w:before="0" w:after="0" w:line="264" w:lineRule="auto"/>
+                    <w:spacing w:before="0" w:after="0" w:line="252" w:lineRule="auto"/>
                     <w:ind w:left="340" w:hanging="340"/>
                   </w:pPr>
                   <w:r>
@@ -3867,54 +3888,54 @@
                       <w:rFonts w:ascii="Avenir Next" w:hAnsi="Avenir Next" w:cs="Avenir Next" w:eastAsia="Avenir Next"/>
                       <w:b/>
                       <w:color w:val="003A70"/>
+                      <w:sz w:val="22"/>
+                      <w:szCs w:val="21"/>
+                    </w:rPr>
+                    <w:t xml:space="preserve">C</w:t>
+                  </w:r>
+                  <w:r>
+                    <w:rPr>
+                      <w:rFonts w:ascii="Avenir Next" w:hAnsi="Avenir Next" w:cs="Avenir Next" w:eastAsia="Avenir Next"/>
+                      <w:color w:val="1A1A1A"/>
                       <w:sz w:val="21"/>
                       <w:szCs w:val="21"/>
                     </w:rPr>
-                    <w:t xml:space="preserve">C</w:t>
-                  </w:r>
-                  <w:r>
-                    <w:rPr>
-                      <w:rFonts w:ascii="Avenir Next" w:hAnsi="Avenir Next" w:cs="Avenir Next" w:eastAsia="Avenir Next"/>
-                      <w:color w:val="1A1A1A"/>
-                      <w:sz w:val="21"/>
+                    <w:tab/>
+                  </w:r>
+                  <w:r>
+                    <w:rPr>
+                      <w:rFonts w:ascii="Avenir Next" w:hAnsi="Avenir Next" w:cs="Avenir Next" w:eastAsia="Avenir Next"/>
+                      <w:color w:val="1A1A1A"/>
+                      <w:sz w:val="22"/>
                       <w:szCs w:val="21"/>
                     </w:rPr>
-                    <w:tab/>
-                  </w:r>
-                  <w:r>
-                    <w:rPr>
-                      <w:rFonts w:ascii="Avenir Next" w:hAnsi="Avenir Next" w:cs="Avenir Next" w:eastAsia="Avenir Next"/>
-                      <w:color w:val="1A1A1A"/>
-                      <w:sz w:val="21"/>
+                    <w:t xml:space="preserve">4 + 3 + 12</w:t>
+                  </w:r>
+                  <w:r>
+                    <w:rPr>
+                      <w:rFonts w:ascii="Avenir Next" w:hAnsi="Avenir Next" w:cs="Avenir Next" w:eastAsia="Avenir Next"/>
+                      <w:i/>
+                      <w:color w:val="1A1A1A"/>
+                      <w:sz w:val="22"/>
                       <w:szCs w:val="21"/>
                     </w:rPr>
-                    <w:t xml:space="preserve">4 + 3 + 12</w:t>
+                    <w:t xml:space="preserve">x</w:t>
+                  </w:r>
+                  <w:r>
+                    <w:rPr>
+                      <w:rFonts w:ascii="Avenir Next" w:hAnsi="Avenir Next" w:cs="Avenir Next" w:eastAsia="Avenir Next"/>
+                      <w:color w:val="1A1A1A"/>
+                      <w:sz w:val="22"/>
+                      <w:szCs w:val="21"/>
+                    </w:rPr>
+                    <w:t xml:space="preserve"> + 5</w:t>
                   </w:r>
                   <w:r>
                     <w:rPr>
                       <w:rFonts w:ascii="Avenir Next" w:hAnsi="Avenir Next" w:cs="Avenir Next" w:eastAsia="Avenir Next"/>
                       <w:i/>
                       <w:color w:val="1A1A1A"/>
-                      <w:sz w:val="21"/>
-                      <w:szCs w:val="21"/>
-                    </w:rPr>
-                    <w:t xml:space="preserve">x</w:t>
-                  </w:r>
-                  <w:r>
-                    <w:rPr>
-                      <w:rFonts w:ascii="Avenir Next" w:hAnsi="Avenir Next" w:cs="Avenir Next" w:eastAsia="Avenir Next"/>
-                      <w:color w:val="1A1A1A"/>
-                      <w:sz w:val="21"/>
-                      <w:szCs w:val="21"/>
-                    </w:rPr>
-                    <w:t xml:space="preserve"> + 5</w:t>
-                  </w:r>
-                  <w:r>
-                    <w:rPr>
-                      <w:rFonts w:ascii="Avenir Next" w:hAnsi="Avenir Next" w:cs="Avenir Next" w:eastAsia="Avenir Next"/>
-                      <w:i/>
-                      <w:color w:val="1A1A1A"/>
-                      <w:sz w:val="21"/>
+                      <w:sz w:val="22"/>
                       <w:szCs w:val="21"/>
                     </w:rPr>
                     <w:t xml:space="preserve">x</w:t>
@@ -3931,7 +3952,7 @@
                     <w:tabs>
                       <w:tab w:val="left" w:pos="340"/>
                     </w:tabs>
-                    <w:spacing w:before="0" w:after="0" w:line="264" w:lineRule="auto"/>
+                    <w:spacing w:before="0" w:after="0" w:line="252" w:lineRule="auto"/>
                     <w:ind w:left="340" w:hanging="340"/>
                   </w:pPr>
                   <w:r>
@@ -3939,54 +3960,54 @@
                       <w:rFonts w:ascii="Avenir Next" w:hAnsi="Avenir Next" w:cs="Avenir Next" w:eastAsia="Avenir Next"/>
                       <w:b/>
                       <w:color w:val="003A70"/>
+                      <w:sz w:val="22"/>
+                      <w:szCs w:val="21"/>
+                    </w:rPr>
+                    <w:t xml:space="preserve">D</w:t>
+                  </w:r>
+                  <w:r>
+                    <w:rPr>
+                      <w:rFonts w:ascii="Avenir Next" w:hAnsi="Avenir Next" w:cs="Avenir Next" w:eastAsia="Avenir Next"/>
+                      <w:color w:val="1A1A1A"/>
                       <w:sz w:val="21"/>
                       <w:szCs w:val="21"/>
                     </w:rPr>
-                    <w:t xml:space="preserve">D</w:t>
-                  </w:r>
-                  <w:r>
-                    <w:rPr>
-                      <w:rFonts w:ascii="Avenir Next" w:hAnsi="Avenir Next" w:cs="Avenir Next" w:eastAsia="Avenir Next"/>
-                      <w:color w:val="1A1A1A"/>
-                      <w:sz w:val="21"/>
+                    <w:tab/>
+                  </w:r>
+                  <w:r>
+                    <w:rPr>
+                      <w:rFonts w:ascii="Avenir Next" w:hAnsi="Avenir Next" w:cs="Avenir Next" w:eastAsia="Avenir Next"/>
+                      <w:color w:val="1A1A1A"/>
+                      <w:sz w:val="22"/>
                       <w:szCs w:val="21"/>
                     </w:rPr>
-                    <w:tab/>
-                  </w:r>
-                  <w:r>
-                    <w:rPr>
-                      <w:rFonts w:ascii="Avenir Next" w:hAnsi="Avenir Next" w:cs="Avenir Next" w:eastAsia="Avenir Next"/>
-                      <w:color w:val="1A1A1A"/>
-                      <w:sz w:val="21"/>
+                    <w:t xml:space="preserve">12 + 3</w:t>
+                  </w:r>
+                  <w:r>
+                    <w:rPr>
+                      <w:rFonts w:ascii="Avenir Next" w:hAnsi="Avenir Next" w:cs="Avenir Next" w:eastAsia="Avenir Next"/>
+                      <w:i/>
+                      <w:color w:val="1A1A1A"/>
+                      <w:sz w:val="22"/>
                       <w:szCs w:val="21"/>
                     </w:rPr>
-                    <w:t xml:space="preserve">12 + 3</w:t>
+                    <w:t xml:space="preserve">x</w:t>
+                  </w:r>
+                  <w:r>
+                    <w:rPr>
+                      <w:rFonts w:ascii="Avenir Next" w:hAnsi="Avenir Next" w:cs="Avenir Next" w:eastAsia="Avenir Next"/>
+                      <w:color w:val="1A1A1A"/>
+                      <w:sz w:val="22"/>
+                      <w:szCs w:val="21"/>
+                    </w:rPr>
+                    <w:t xml:space="preserve"> + 4 + 5</w:t>
                   </w:r>
                   <w:r>
                     <w:rPr>
                       <w:rFonts w:ascii="Avenir Next" w:hAnsi="Avenir Next" w:cs="Avenir Next" w:eastAsia="Avenir Next"/>
                       <w:i/>
                       <w:color w:val="1A1A1A"/>
-                      <w:sz w:val="21"/>
-                      <w:szCs w:val="21"/>
-                    </w:rPr>
-                    <w:t xml:space="preserve">x</w:t>
-                  </w:r>
-                  <w:r>
-                    <w:rPr>
-                      <w:rFonts w:ascii="Avenir Next" w:hAnsi="Avenir Next" w:cs="Avenir Next" w:eastAsia="Avenir Next"/>
-                      <w:color w:val="1A1A1A"/>
-                      <w:sz w:val="21"/>
-                      <w:szCs w:val="21"/>
-                    </w:rPr>
-                    <w:t xml:space="preserve"> + 4 + 5</w:t>
-                  </w:r>
-                  <w:r>
-                    <w:rPr>
-                      <w:rFonts w:ascii="Avenir Next" w:hAnsi="Avenir Next" w:cs="Avenir Next" w:eastAsia="Avenir Next"/>
-                      <w:i/>
-                      <w:color w:val="1A1A1A"/>
-                      <w:sz w:val="21"/>
+                      <w:sz w:val="22"/>
                       <w:szCs w:val="21"/>
                     </w:rPr>
                     <w:t xml:space="preserve">x</w:t>
@@ -4035,19 +4056,42 @@
         <w:tblLook w:val="0000" w:firstRow="0" w:lastRow="0" w:firstColumn="0" w:lastColumn="0" w:noHBand="1" w:noVBand="1"/>
       </w:tblPr>
       <w:tblGrid>
-        <w:gridCol w:w="2000"/>
-        <w:gridCol w:w="2300"/>
-        <w:gridCol w:w="2100"/>
-        <w:gridCol w:w="3104"/>
+        <w:gridCol w:w="1750"/>
+        <w:gridCol w:w="2500"/>
+        <w:gridCol w:w="2200"/>
+        <w:gridCol w:w="3054"/>
       </w:tblGrid>
       <w:tr>
         <w:trPr>
           <w:cantSplit/>
-          <w:trHeight w:val="320" w:hRule="atLeast"/>
+          <w:trHeight w:val="300" w:hRule="atLeast"/>
         </w:trPr>
         <w:tc>
           <w:tcPr>
-            <w:tcW w:w="2000" w:type="dxa"/>
+            <w:tcW w:w="1750" w:type="dxa"/>
+            <w:vAlign w:val="center"/>
+          </w:tcPr>
+          <w:p>
+            <w:pPr>
+              <w:pStyle w:val="Heading2"/>
+              <w:spacing w:before="0" w:after="0" w:line="240" w:lineRule="auto"/>
+            </w:pPr>
+            <w:r>
+              <w:rPr>
+                <w:rFonts w:ascii="Avenir Next" w:hAnsi="Avenir Next" w:cs="Avenir Next" w:eastAsia="Avenir Next"/>
+                <w:b/>
+                <w:color w:val="003A70"/>
+                <w:spacing w:val="12"/>
+                <w:sz w:val="15"/>
+                <w:szCs w:val="15"/>
+              </w:rPr>
+              <w:t xml:space="preserve">CHECK YOURSELF</w:t>
+            </w:r>
+          </w:p>
+        </w:tc>
+        <w:tc>
+          <w:tcPr>
+            <w:tcW w:w="2500" w:type="dxa"/>
             <w:vAlign w:val="center"/>
           </w:tcPr>
           <w:p>
@@ -4056,20 +4100,27 @@
             </w:pPr>
             <w:r>
               <w:rPr>
-                <w:rFonts w:ascii="Avenir Next" w:hAnsi="Avenir Next" w:cs="Avenir Next" w:eastAsia="Avenir Next"/>
-                <w:b/>
-                <w:color w:val="003A70"/>
-                <w:spacing w:val="12"/>
-                <w:sz w:val="15"/>
-                <w:szCs w:val="15"/>
-              </w:rPr>
-              <w:t xml:space="preserve">CHECK YOURSELF</w:t>
+                <w:rFonts w:ascii="Arial" w:hAnsi="Arial" w:cs="Arial" w:eastAsia="Arial"/>
+                <w:color w:val="1A1A1A"/>
+                <w:sz w:val="20"/>
+                <w:szCs w:val="20"/>
+              </w:rPr>
+              <w:t xml:space="preserve">□</w:t>
+            </w:r>
+            <w:r>
+              <w:rPr>
+                <w:rFonts w:ascii="Avenir Next" w:hAnsi="Avenir Next" w:cs="Avenir Next" w:eastAsia="Avenir Next"/>
+                <w:color w:val="1A1A1A"/>
+                <w:sz w:val="17"/>
+                <w:szCs w:val="17"/>
+              </w:rPr>
+              <w:t xml:space="preserve">  I can do this on my own</w:t>
             </w:r>
           </w:p>
         </w:tc>
         <w:tc>
           <w:tcPr>
-            <w:tcW w:w="2300" w:type="dxa"/>
+            <w:tcW w:w="2200" w:type="dxa"/>
             <w:vAlign w:val="center"/>
           </w:tcPr>
           <w:p>
@@ -4080,8 +4131,8 @@
               <w:rPr>
                 <w:rFonts w:ascii="Arial" w:hAnsi="Arial" w:cs="Arial" w:eastAsia="Arial"/>
                 <w:color w:val="1A1A1A"/>
-                <w:sz w:val="24"/>
-                <w:szCs w:val="24"/>
+                <w:sz w:val="20"/>
+                <w:szCs w:val="20"/>
               </w:rPr>
               <w:t xml:space="preserve">□</w:t>
             </w:r>
@@ -4092,13 +4143,13 @@
                 <w:sz w:val="17"/>
                 <w:szCs w:val="17"/>
               </w:rPr>
-              <w:t xml:space="preserve">  I can do this on my own</w:t>
+              <w:t xml:space="preserve">  I need a little help</w:t>
             </w:r>
           </w:p>
         </w:tc>
         <w:tc>
           <w:tcPr>
-            <w:tcW w:w="2100" w:type="dxa"/>
+            <w:tcW w:w="3054" w:type="dxa"/>
             <w:vAlign w:val="center"/>
           </w:tcPr>
           <w:p>
@@ -4109,37 +4160,8 @@
               <w:rPr>
                 <w:rFonts w:ascii="Arial" w:hAnsi="Arial" w:cs="Arial" w:eastAsia="Arial"/>
                 <w:color w:val="1A1A1A"/>
-                <w:sz w:val="24"/>
-                <w:szCs w:val="24"/>
-              </w:rPr>
-              <w:t xml:space="preserve">□</w:t>
-            </w:r>
-            <w:r>
-              <w:rPr>
-                <w:rFonts w:ascii="Avenir Next" w:hAnsi="Avenir Next" w:cs="Avenir Next" w:eastAsia="Avenir Next"/>
-                <w:color w:val="1A1A1A"/>
-                <w:sz w:val="17"/>
-                <w:szCs w:val="17"/>
-              </w:rPr>
-              <w:t xml:space="preserve">  I need a little help</w:t>
-            </w:r>
-          </w:p>
-        </w:tc>
-        <w:tc>
-          <w:tcPr>
-            <w:tcW w:w="3104" w:type="dxa"/>
-            <w:vAlign w:val="center"/>
-          </w:tcPr>
-          <w:p>
-            <w:pPr>
-              <w:spacing w:before="0" w:after="0" w:line="240" w:lineRule="auto"/>
-            </w:pPr>
-            <w:r>
-              <w:rPr>
-                <w:rFonts w:ascii="Arial" w:hAnsi="Arial" w:cs="Arial" w:eastAsia="Arial"/>
-                <w:color w:val="1A1A1A"/>
-                <w:sz w:val="24"/>
-                <w:szCs w:val="24"/>
+                <w:sz w:val="20"/>
+                <w:szCs w:val="20"/>
               </w:rPr>
               <w:t xml:space="preserve">□</w:t>
             </w:r>
@@ -4174,7 +4196,7 @@
     <w:sectPr>
       <w:footerReference w:type="default" r:id="rIdFooter1"/>
       <w:pgSz w:w="12240" w:h="15840"/>
-      <w:pgMar w:top="893" w:right="1224" w:bottom="835" w:left="1512" w:header="432" w:footer="432" w:gutter="0"/>
+      <w:pgMar w:top="780" w:right="1224" w:bottom="760" w:left="1512" w:header="432" w:footer="432" w:gutter="0"/>
       <w:cols w:space="720"/>
     </w:sectPr>
   </w:body>
@@ -4254,7 +4276,106 @@
               <w:sz w:val="15"/>
               <w:szCs w:val="15"/>
             </w:rPr>
-            <w:t xml:space="preserve">Lesson 6-6  ·  Session 1  ·  Prerequisite Practice A</w:t>
+            <w:t xml:space="preserve">6-6 · Page </w:t>
+          </w:r>
+          <w:r>
+            <w:rPr>
+              <w:rFonts w:ascii="Avenir Next" w:hAnsi="Avenir Next" w:cs="Avenir Next" w:eastAsia="Avenir Next"/>
+              <w:color w:val="5A5F66"/>
+              <w:sz w:val="15"/>
+              <w:szCs w:val="15"/>
+            </w:rPr>
+            <w:fldChar w:fldCharType="begin"/>
+          </w:r>
+          <w:r>
+            <w:rPr>
+              <w:rFonts w:ascii="Avenir Next" w:hAnsi="Avenir Next" w:cs="Avenir Next" w:eastAsia="Avenir Next"/>
+              <w:color w:val="5A5F66"/>
+              <w:sz w:val="15"/>
+              <w:szCs w:val="15"/>
+            </w:rPr>
+            <w:instrText xml:space="preserve"> PAGE </w:instrText>
+          </w:r>
+          <w:r>
+            <w:rPr>
+              <w:rFonts w:ascii="Avenir Next" w:hAnsi="Avenir Next" w:cs="Avenir Next" w:eastAsia="Avenir Next"/>
+              <w:color w:val="5A5F66"/>
+              <w:sz w:val="15"/>
+              <w:szCs w:val="15"/>
+            </w:rPr>
+            <w:fldChar w:fldCharType="separate"/>
+          </w:r>
+          <w:r>
+            <w:rPr>
+              <w:rFonts w:ascii="Avenir Next" w:hAnsi="Avenir Next" w:cs="Avenir Next" w:eastAsia="Avenir Next"/>
+              <w:color w:val="5A5F66"/>
+              <w:sz w:val="15"/>
+              <w:szCs w:val="15"/>
+            </w:rPr>
+            <w:t xml:space="preserve">1</w:t>
+          </w:r>
+          <w:r>
+            <w:rPr>
+              <w:rFonts w:ascii="Avenir Next" w:hAnsi="Avenir Next" w:cs="Avenir Next" w:eastAsia="Avenir Next"/>
+              <w:color w:val="5A5F66"/>
+              <w:sz w:val="15"/>
+              <w:szCs w:val="15"/>
+            </w:rPr>
+            <w:fldChar w:fldCharType="end"/>
+          </w:r>
+          <w:r>
+            <w:rPr>
+              <w:rFonts w:ascii="Avenir Next" w:hAnsi="Avenir Next" w:cs="Avenir Next" w:eastAsia="Avenir Next"/>
+              <w:color w:val="5A5F66"/>
+              <w:sz w:val="15"/>
+              <w:szCs w:val="15"/>
+            </w:rPr>
+            <w:t xml:space="preserve"> of </w:t>
+          </w:r>
+          <w:r>
+            <w:rPr>
+              <w:rFonts w:ascii="Avenir Next" w:hAnsi="Avenir Next" w:cs="Avenir Next" w:eastAsia="Avenir Next"/>
+              <w:color w:val="5A5F66"/>
+              <w:sz w:val="15"/>
+              <w:szCs w:val="15"/>
+            </w:rPr>
+            <w:fldChar w:fldCharType="begin"/>
+          </w:r>
+          <w:r>
+            <w:rPr>
+              <w:rFonts w:ascii="Avenir Next" w:hAnsi="Avenir Next" w:cs="Avenir Next" w:eastAsia="Avenir Next"/>
+              <w:color w:val="5A5F66"/>
+              <w:sz w:val="15"/>
+              <w:szCs w:val="15"/>
+            </w:rPr>
+            <w:instrText xml:space="preserve"> NUMPAGES </w:instrText>
+          </w:r>
+          <w:r>
+            <w:rPr>
+              <w:rFonts w:ascii="Avenir Next" w:hAnsi="Avenir Next" w:cs="Avenir Next" w:eastAsia="Avenir Next"/>
+              <w:color w:val="5A5F66"/>
+              <w:sz w:val="15"/>
+              <w:szCs w:val="15"/>
+            </w:rPr>
+            <w:fldChar w:fldCharType="separate"/>
+          </w:r>
+          <w:r>
+            <w:rPr>
+              <w:rFonts w:ascii="Avenir Next" w:hAnsi="Avenir Next" w:cs="Avenir Next" w:eastAsia="Avenir Next"/>
+              <w:color w:val="5A5F66"/>
+              <w:sz w:val="15"/>
+              <w:szCs w:val="15"/>
+            </w:rPr>
+            <w:t xml:space="preserve">1</w:t>
+          </w:r>
+          <w:r>
+            <w:rPr>
+              <w:rFonts w:ascii="Avenir Next" w:hAnsi="Avenir Next" w:cs="Avenir Next" w:eastAsia="Avenir Next"/>
+              <w:color w:val="5A5F66"/>
+              <w:sz w:val="15"/>
+              <w:szCs w:val="15"/>
+            </w:rPr>
+            <w:fldChar w:fldCharType="end"/>
           </w:r>
         </w:p>
       </w:tc>
@@ -4297,5 +4418,23 @@
       </w:tblCellMar>
     </w:tblPr>
   </w:style>
+  <w:style w:type="paragraph" w:styleId="Heading1">
+    <w:name w:val="heading 1"/>
+    <w:basedOn w:val="Normal"/>
+    <w:pPr>
+      <w:outlineLvl w:val="0"/>
+      <w:keepNext w:val="0"/>
+      <w:keepLines w:val="0"/>
+    </w:pPr>
+  </w:style>
+  <w:style w:type="paragraph" w:styleId="Heading2">
+    <w:name w:val="heading 2"/>
+    <w:basedOn w:val="Normal"/>
+    <w:pPr>
+      <w:outlineLvl w:val="1"/>
+      <w:keepNext w:val="0"/>
+      <w:keepLines w:val="0"/>
+    </w:pPr>
+  </w:style>
 </w:styles>
 </file>